--- a/project-doc.docx
+++ b/project-doc.docx
@@ -1649,7 +1649,7 @@
     </w:p>
     <w:p>
       <w:pPr>
-        <w:pStyle w:val="ListParagraph"/>
+        <w:pStyle w:val="a7"/>
         <w:numPr>
           <w:ilvl w:val="0"/>
           <w:numId w:val="1"/>
@@ -1709,7 +1709,7 @@
     </w:p>
     <w:p>
       <w:pPr>
-        <w:pStyle w:val="ListParagraph"/>
+        <w:pStyle w:val="a7"/>
         <w:numPr>
           <w:ilvl w:val="0"/>
           <w:numId w:val="1"/>
@@ -1768,7 +1768,7 @@
     </w:p>
     <w:p>
       <w:pPr>
-        <w:pStyle w:val="ListParagraph"/>
+        <w:pStyle w:val="a7"/>
         <w:numPr>
           <w:ilvl w:val="0"/>
           <w:numId w:val="1"/>
@@ -1835,7 +1835,7 @@
     </w:p>
     <w:p>
       <w:pPr>
-        <w:pStyle w:val="ListParagraph"/>
+        <w:pStyle w:val="a7"/>
         <w:numPr>
           <w:ilvl w:val="0"/>
           <w:numId w:val="1"/>
@@ -1887,7 +1887,7 @@
     </w:p>
     <w:p>
       <w:pPr>
-        <w:pStyle w:val="ListParagraph"/>
+        <w:pStyle w:val="a7"/>
         <w:numPr>
           <w:ilvl w:val="0"/>
           <w:numId w:val="1"/>
@@ -1981,7 +1981,7 @@
     </w:p>
     <w:p>
       <w:pPr>
-        <w:pStyle w:val="ListParagraph"/>
+        <w:pStyle w:val="a7"/>
         <w:numPr>
           <w:ilvl w:val="0"/>
           <w:numId w:val="1"/>
@@ -2105,7 +2105,7 @@
     </w:p>
     <w:p>
       <w:pPr>
-        <w:pStyle w:val="ListParagraph"/>
+        <w:pStyle w:val="a7"/>
         <w:numPr>
           <w:ilvl w:val="0"/>
           <w:numId w:val="1"/>
@@ -2201,7 +2201,7 @@
     </w:p>
     <w:p>
       <w:pPr>
-        <w:pStyle w:val="ListParagraph"/>
+        <w:pStyle w:val="a7"/>
         <w:numPr>
           <w:ilvl w:val="0"/>
           <w:numId w:val="1"/>
@@ -2253,7 +2253,7 @@
     </w:p>
     <w:p>
       <w:pPr>
-        <w:pStyle w:val="ListParagraph"/>
+        <w:pStyle w:val="a7"/>
         <w:numPr>
           <w:ilvl w:val="0"/>
           <w:numId w:val="1"/>
@@ -2306,7 +2306,7 @@
     </w:p>
     <w:p>
       <w:pPr>
-        <w:pStyle w:val="ListParagraph"/>
+        <w:pStyle w:val="a7"/>
         <w:rPr>
           <w:rFonts w:asciiTheme="minorBidi" w:hAnsiTheme="minorBidi"/>
           <w:sz w:val="24"/>
@@ -2350,7 +2350,7 @@
     </w:p>
     <w:p>
       <w:pPr>
-        <w:pStyle w:val="ListParagraph"/>
+        <w:pStyle w:val="a7"/>
         <w:numPr>
           <w:ilvl w:val="0"/>
           <w:numId w:val="1"/>
@@ -2396,7 +2396,7 @@
     </w:p>
     <w:p>
       <w:pPr>
-        <w:pStyle w:val="ListParagraph"/>
+        <w:pStyle w:val="a7"/>
         <w:rPr>
           <w:rFonts w:asciiTheme="minorBidi" w:hAnsiTheme="minorBidi"/>
           <w:sz w:val="24"/>
@@ -2433,7 +2433,7 @@
     </w:p>
     <w:p>
       <w:pPr>
-        <w:pStyle w:val="ListParagraph"/>
+        <w:pStyle w:val="a7"/>
         <w:rPr>
           <w:rFonts w:asciiTheme="minorBidi" w:hAnsiTheme="minorBidi"/>
           <w:sz w:val="24"/>
@@ -2487,7 +2487,7 @@
     </w:p>
     <w:p>
       <w:pPr>
-        <w:pStyle w:val="ListParagraph"/>
+        <w:pStyle w:val="a7"/>
         <w:rPr>
           <w:rFonts w:asciiTheme="minorBidi" w:hAnsiTheme="minorBidi"/>
           <w:sz w:val="24"/>
@@ -2526,7 +2526,7 @@
     </w:p>
     <w:p>
       <w:pPr>
-        <w:pStyle w:val="ListParagraph"/>
+        <w:pStyle w:val="a7"/>
         <w:rPr>
           <w:rFonts w:asciiTheme="minorBidi" w:hAnsiTheme="minorBidi"/>
           <w:sz w:val="24"/>
@@ -2564,7 +2564,7 @@
     </w:p>
     <w:p>
       <w:pPr>
-        <w:pStyle w:val="ListParagraph"/>
+        <w:pStyle w:val="a7"/>
         <w:rPr>
           <w:rFonts w:asciiTheme="minorBidi" w:hAnsiTheme="minorBidi"/>
           <w:sz w:val="24"/>
@@ -2601,7 +2601,7 @@
     </w:p>
     <w:p>
       <w:pPr>
-        <w:pStyle w:val="ListParagraph"/>
+        <w:pStyle w:val="a7"/>
         <w:rPr>
           <w:rFonts w:asciiTheme="minorBidi" w:hAnsiTheme="minorBidi"/>
           <w:sz w:val="24"/>
@@ -2640,7 +2640,7 @@
     </w:p>
     <w:p>
       <w:pPr>
-        <w:pStyle w:val="ListParagraph"/>
+        <w:pStyle w:val="a7"/>
         <w:rPr>
           <w:rFonts w:asciiTheme="minorBidi" w:hAnsiTheme="minorBidi"/>
           <w:sz w:val="24"/>
@@ -2677,7 +2677,7 @@
     </w:p>
     <w:p>
       <w:pPr>
-        <w:pStyle w:val="ListParagraph"/>
+        <w:pStyle w:val="a7"/>
         <w:rPr>
           <w:rFonts w:asciiTheme="minorBidi" w:hAnsiTheme="minorBidi"/>
           <w:sz w:val="24"/>
@@ -2731,7 +2731,7 @@
     </w:p>
     <w:p>
       <w:pPr>
-        <w:pStyle w:val="ListParagraph"/>
+        <w:pStyle w:val="a7"/>
         <w:numPr>
           <w:ilvl w:val="0"/>
           <w:numId w:val="1"/>
@@ -2773,7 +2773,7 @@
     </w:p>
     <w:p>
       <w:pPr>
-        <w:pStyle w:val="ListParagraph"/>
+        <w:pStyle w:val="a7"/>
         <w:rPr>
           <w:rFonts w:asciiTheme="minorBidi" w:hAnsiTheme="minorBidi"/>
           <w:sz w:val="24"/>
@@ -2836,7 +2836,7 @@
     </w:p>
     <w:p>
       <w:pPr>
-        <w:pStyle w:val="ListParagraph"/>
+        <w:pStyle w:val="a7"/>
         <w:rPr>
           <w:rFonts w:asciiTheme="minorBidi" w:hAnsiTheme="minorBidi"/>
           <w:sz w:val="24"/>
@@ -2898,7 +2898,7 @@
     </w:p>
     <w:p>
       <w:pPr>
-        <w:pStyle w:val="ListParagraph"/>
+        <w:pStyle w:val="a7"/>
         <w:rPr>
           <w:rFonts w:asciiTheme="minorBidi" w:hAnsiTheme="minorBidi"/>
           <w:sz w:val="24"/>
@@ -2943,7 +2943,7 @@
     </w:p>
     <w:p>
       <w:pPr>
-        <w:pStyle w:val="ListParagraph"/>
+        <w:pStyle w:val="a7"/>
         <w:rPr>
           <w:rFonts w:asciiTheme="minorBidi" w:hAnsiTheme="minorBidi"/>
           <w:sz w:val="24"/>
@@ -2988,7 +2988,7 @@
     </w:p>
     <w:p>
       <w:pPr>
-        <w:pStyle w:val="ListParagraph"/>
+        <w:pStyle w:val="a7"/>
         <w:numPr>
           <w:ilvl w:val="0"/>
           <w:numId w:val="1"/>
@@ -3065,7 +3065,7 @@
     </w:p>
     <w:p>
       <w:pPr>
-        <w:pStyle w:val="ListParagraph"/>
+        <w:pStyle w:val="a7"/>
         <w:rPr>
           <w:rFonts w:asciiTheme="minorBidi" w:hAnsiTheme="minorBidi"/>
           <w:sz w:val="24"/>
@@ -3102,7 +3102,7 @@
     </w:p>
     <w:p>
       <w:pPr>
-        <w:pStyle w:val="ListParagraph"/>
+        <w:pStyle w:val="a7"/>
         <w:rPr>
           <w:rFonts w:asciiTheme="minorBidi" w:hAnsiTheme="minorBidi"/>
           <w:sz w:val="24"/>
@@ -3139,7 +3139,7 @@
     </w:p>
     <w:p>
       <w:pPr>
-        <w:pStyle w:val="ListParagraph"/>
+        <w:pStyle w:val="a7"/>
         <w:rPr>
           <w:rFonts w:asciiTheme="minorBidi" w:hAnsiTheme="minorBidi"/>
           <w:sz w:val="24"/>
@@ -3176,7 +3176,7 @@
     </w:p>
     <w:p>
       <w:pPr>
-        <w:pStyle w:val="ListParagraph"/>
+        <w:pStyle w:val="a7"/>
         <w:rPr>
           <w:rFonts w:asciiTheme="minorBidi" w:hAnsiTheme="minorBidi"/>
           <w:sz w:val="24"/>
@@ -3215,7 +3215,7 @@
     </w:p>
     <w:p>
       <w:pPr>
-        <w:pStyle w:val="ListParagraph"/>
+        <w:pStyle w:val="a7"/>
         <w:numPr>
           <w:ilvl w:val="0"/>
           <w:numId w:val="1"/>
@@ -3304,7 +3304,7 @@
     </w:p>
     <w:p>
       <w:pPr>
-        <w:pStyle w:val="ListParagraph"/>
+        <w:pStyle w:val="a7"/>
         <w:rPr>
           <w:rFonts w:asciiTheme="minorBidi" w:hAnsiTheme="minorBidi"/>
           <w:sz w:val="24"/>
@@ -3349,7 +3349,7 @@
     </w:p>
     <w:p>
       <w:pPr>
-        <w:pStyle w:val="ListParagraph"/>
+        <w:pStyle w:val="a7"/>
         <w:rPr>
           <w:rFonts w:asciiTheme="minorBidi" w:hAnsiTheme="minorBidi"/>
           <w:sz w:val="24"/>
@@ -3394,7 +3394,7 @@
     </w:p>
     <w:p>
       <w:pPr>
-        <w:pStyle w:val="ListParagraph"/>
+        <w:pStyle w:val="a7"/>
         <w:numPr>
           <w:ilvl w:val="0"/>
           <w:numId w:val="1"/>
@@ -3438,7 +3438,7 @@
     </w:p>
     <w:p>
       <w:pPr>
-        <w:pStyle w:val="ListParagraph"/>
+        <w:pStyle w:val="a7"/>
         <w:rPr>
           <w:rFonts w:asciiTheme="minorBidi" w:hAnsiTheme="minorBidi"/>
           <w:sz w:val="24"/>
@@ -3475,7 +3475,7 @@
     </w:p>
     <w:p>
       <w:pPr>
-        <w:pStyle w:val="ListParagraph"/>
+        <w:pStyle w:val="a7"/>
         <w:rPr>
           <w:rFonts w:asciiTheme="minorBidi" w:hAnsiTheme="minorBidi"/>
           <w:sz w:val="24"/>
@@ -3513,7 +3513,7 @@
     </w:p>
     <w:p>
       <w:pPr>
-        <w:pStyle w:val="ListParagraph"/>
+        <w:pStyle w:val="a7"/>
         <w:numPr>
           <w:ilvl w:val="0"/>
           <w:numId w:val="1"/>
@@ -3562,7 +3562,7 @@
     </w:p>
     <w:p>
       <w:pPr>
-        <w:pStyle w:val="ListParagraph"/>
+        <w:pStyle w:val="a7"/>
         <w:rPr>
           <w:rFonts w:asciiTheme="minorBidi" w:hAnsiTheme="minorBidi"/>
           <w:sz w:val="24"/>
@@ -3618,7 +3618,7 @@
     </w:p>
     <w:p>
       <w:pPr>
-        <w:pStyle w:val="ListParagraph"/>
+        <w:pStyle w:val="a7"/>
         <w:rPr>
           <w:rFonts w:asciiTheme="minorBidi" w:hAnsiTheme="minorBidi"/>
           <w:sz w:val="24"/>
@@ -3629,7 +3629,7 @@
     </w:p>
     <w:p>
       <w:pPr>
-        <w:pStyle w:val="ListParagraph"/>
+        <w:pStyle w:val="a7"/>
         <w:rPr>
           <w:rFonts w:asciiTheme="minorBidi" w:hAnsiTheme="minorBidi"/>
           <w:sz w:val="24"/>
@@ -3640,7 +3640,7 @@
     </w:p>
     <w:p>
       <w:pPr>
-        <w:pStyle w:val="ListParagraph"/>
+        <w:pStyle w:val="a7"/>
         <w:rPr>
           <w:rFonts w:asciiTheme="minorBidi" w:hAnsiTheme="minorBidi"/>
           <w:sz w:val="24"/>
@@ -4221,7 +4221,7 @@
     </w:p>
     <w:tbl>
       <w:tblPr>
-        <w:tblStyle w:val="TableGrid"/>
+        <w:tblStyle w:val="a8"/>
         <w:bidiVisual/>
         <w:tblW w:w="0" w:type="auto"/>
         <w:tblLook w:val="04A0" w:firstRow="1" w:lastRow="0" w:firstColumn="1" w:lastColumn="0" w:noHBand="0" w:noVBand="1"/>
@@ -4819,7 +4819,7 @@
               </w:rPr>
               <w:lastRenderedPageBreak/>
               <w:drawing>
-                <wp:inline distT="0" distB="0" distL="0" distR="0" wp14:anchorId="1D7BB6F7" wp14:editId="79217906">
+                <wp:inline distT="0" distB="0" distL="0" distR="0" wp14:anchorId="1D7BB6F7" wp14:editId="03DCD3D1">
                   <wp:extent cx="2257865" cy="4417060"/>
                   <wp:effectExtent l="0" t="0" r="9525" b="2540"/>
                   <wp:docPr id="896565106" name="תמונה 2"/>
@@ -5003,7 +5003,7 @@
                 <w:noProof/>
               </w:rPr>
               <w:drawing>
-                <wp:inline distT="0" distB="0" distL="0" distR="0" wp14:anchorId="57D205F4" wp14:editId="51F9D9B3">
+                <wp:inline distT="0" distB="0" distL="0" distR="0" wp14:anchorId="57D205F4" wp14:editId="5243889D">
                   <wp:extent cx="2286000" cy="4261856"/>
                   <wp:effectExtent l="0" t="0" r="0" b="5715"/>
                   <wp:docPr id="240235714" name="תמונה 3"/>
@@ -5154,7 +5154,7 @@
                 <w:noProof/>
               </w:rPr>
               <w:drawing>
-                <wp:inline distT="0" distB="0" distL="0" distR="0" wp14:anchorId="47186ECF" wp14:editId="7E6A6035">
+                <wp:inline distT="0" distB="0" distL="0" distR="0" wp14:anchorId="47186ECF" wp14:editId="61032F89">
                   <wp:extent cx="2362598" cy="4396154"/>
                   <wp:effectExtent l="0" t="0" r="0" b="4445"/>
                   <wp:docPr id="927080834" name="תמונה 4"/>
@@ -5507,7 +5507,7 @@
                 <w:noProof/>
               </w:rPr>
               <w:drawing>
-                <wp:inline distT="0" distB="0" distL="0" distR="0" wp14:anchorId="2D82D1DA" wp14:editId="50E1B85B">
+                <wp:inline distT="0" distB="0" distL="0" distR="0" wp14:anchorId="2D82D1DA" wp14:editId="49C68C5A">
                   <wp:extent cx="2379980" cy="4023360"/>
                   <wp:effectExtent l="0" t="0" r="1270" b="0"/>
                   <wp:docPr id="1086332333" name="תמונה 7"/>
@@ -6056,52 +6056,81 @@
       </w:pPr>
       <w:r>
         <w:rPr>
+          <w:rFonts w:asciiTheme="minorBidi" w:hAnsiTheme="minorBidi" w:cs="Arial"/>
+          <w:rtl/>
+        </w:rPr>
+        <w:drawing>
+          <wp:anchor distT="0" distB="0" distL="114300" distR="114300" simplePos="0" relativeHeight="251660288" behindDoc="0" locked="0" layoutInCell="1" allowOverlap="1" wp14:anchorId="7C7A5AFC" wp14:editId="691E1475">
+            <wp:simplePos x="0" y="0"/>
+            <wp:positionH relativeFrom="page">
+              <wp:align>left</wp:align>
+            </wp:positionH>
+            <wp:positionV relativeFrom="paragraph">
+              <wp:posOffset>258991</wp:posOffset>
+            </wp:positionV>
+            <wp:extent cx="7527925" cy="5393690"/>
+            <wp:effectExtent l="0" t="0" r="0" b="0"/>
+            <wp:wrapThrough wrapText="bothSides">
+              <wp:wrapPolygon edited="0">
+                <wp:start x="0" y="0"/>
+                <wp:lineTo x="0" y="21514"/>
+                <wp:lineTo x="21536" y="21514"/>
+                <wp:lineTo x="21536" y="0"/>
+                <wp:lineTo x="0" y="0"/>
+              </wp:wrapPolygon>
+            </wp:wrapThrough>
+            <wp:docPr id="1055628737" name="תמונה 1" descr="תמונה שמכילה טקסט, תרשים, קו, תוכנית&#10;&#10;תוכן שנוצר על-ידי בינה מלאכותית עשוי להיות שגוי."/>
+            <wp:cNvGraphicFramePr>
+              <a:graphicFrameLocks xmlns:a="http://schemas.openxmlformats.org/drawingml/2006/main" noChangeAspect="1"/>
+            </wp:cNvGraphicFramePr>
+            <a:graphic xmlns:a="http://schemas.openxmlformats.org/drawingml/2006/main">
+              <a:graphicData uri="http://schemas.openxmlformats.org/drawingml/2006/picture">
+                <pic:pic xmlns:pic="http://schemas.openxmlformats.org/drawingml/2006/picture">
+                  <pic:nvPicPr>
+                    <pic:cNvPr id="1055628737" name="תמונה 1" descr="תמונה שמכילה טקסט, תרשים, קו, תוכנית&#10;&#10;תוכן שנוצר על-ידי בינה מלאכותית עשוי להיות שגוי."/>
+                    <pic:cNvPicPr/>
+                  </pic:nvPicPr>
+                  <pic:blipFill>
+                    <a:blip r:embed="rId18">
+                      <a:extLst>
+                        <a:ext uri="{28A0092B-C50C-407E-A947-70E740481C1C}">
+                          <a14:useLocalDpi xmlns:a14="http://schemas.microsoft.com/office/drawing/2010/main" val="0"/>
+                        </a:ext>
+                      </a:extLst>
+                    </a:blip>
+                    <a:stretch>
+                      <a:fillRect/>
+                    </a:stretch>
+                  </pic:blipFill>
+                  <pic:spPr>
+                    <a:xfrm>
+                      <a:off x="0" y="0"/>
+                      <a:ext cx="7527925" cy="5393690"/>
+                    </a:xfrm>
+                    <a:prstGeom prst="rect">
+                      <a:avLst/>
+                    </a:prstGeom>
+                  </pic:spPr>
+                </pic:pic>
+              </a:graphicData>
+            </a:graphic>
+            <wp14:sizeRelH relativeFrom="margin">
+              <wp14:pctWidth>0</wp14:pctWidth>
+            </wp14:sizeRelH>
+            <wp14:sizeRelV relativeFrom="margin">
+              <wp14:pctHeight>0</wp14:pctHeight>
+            </wp14:sizeRelV>
+          </wp:anchor>
+        </w:drawing>
+      </w:r>
+      <w:r>
+        <w:rPr>
           <w:rFonts w:asciiTheme="minorBidi" w:hAnsiTheme="minorBidi" w:cstheme="minorBidi"/>
           <w:u w:val="single"/>
           <w:rtl/>
         </w:rPr>
         <w:t>תיאור מחלקות הפרויקט</w:t>
       </w:r>
-    </w:p>
-    <w:p>
-      <w:pPr>
-        <w:bidi/>
-        <w:rPr>
-          <w:rFonts w:asciiTheme="minorBidi" w:hAnsiTheme="minorBidi" w:cstheme="minorBidi"/>
-          <w:u w:val="single"/>
-          <w:rtl/>
-        </w:rPr>
-      </w:pPr>
-    </w:p>
-    <w:p>
-      <w:pPr>
-        <w:pStyle w:val="Heading2"/>
-        <w:rPr>
-          <w:rFonts w:asciiTheme="minorBidi" w:hAnsiTheme="minorBidi" w:cstheme="minorBidi"/>
-          <w:sz w:val="24"/>
-          <w:szCs w:val="24"/>
-          <w:rtl/>
-        </w:rPr>
-      </w:pPr>
-      <w:r>
-        <w:rPr>
-          <w:rFonts w:asciiTheme="minorBidi" w:hAnsiTheme="minorBidi" w:cstheme="minorBidi"/>
-          <w:sz w:val="24"/>
-          <w:szCs w:val="24"/>
-          <w:rtl/>
-        </w:rPr>
-        <w:br/>
-      </w:r>
-    </w:p>
-    <w:p>
-      <w:pPr>
-        <w:bidi/>
-        <w:rPr>
-          <w:rFonts w:asciiTheme="minorBidi" w:eastAsiaTheme="majorEastAsia" w:hAnsiTheme="minorBidi" w:cstheme="minorBidi"/>
-          <w:color w:val="2F5496" w:themeColor="accent1" w:themeShade="BF"/>
-          <w:rtl/>
-        </w:rPr>
-      </w:pPr>
       <w:r>
         <w:rPr>
           <w:rFonts w:asciiTheme="minorBidi" w:hAnsiTheme="minorBidi" w:cstheme="minorBidi"/>
@@ -6112,7 +6141,7 @@
     </w:p>
     <w:p>
       <w:pPr>
-        <w:pStyle w:val="Heading2"/>
+        <w:pStyle w:val="2"/>
         <w:rPr>
           <w:rFonts w:asciiTheme="minorBidi" w:hAnsiTheme="minorBidi" w:cstheme="minorBidi"/>
           <w:sz w:val="24"/>
@@ -6286,7 +6315,7 @@
     </w:p>
     <w:tbl>
       <w:tblPr>
-        <w:tblStyle w:val="GridTable1Light-Accent1"/>
+        <w:tblStyle w:val="1-1"/>
         <w:tblW w:w="9782" w:type="dxa"/>
         <w:tblInd w:w="-998" w:type="dxa"/>
         <w:tblLook w:val="04A0" w:firstRow="1" w:lastRow="0" w:firstColumn="1" w:lastColumn="0" w:noHBand="0" w:noVBand="1"/>
@@ -7679,7 +7708,7 @@
     </w:tbl>
     <w:p>
       <w:pPr>
-        <w:pStyle w:val="Heading3"/>
+        <w:pStyle w:val="3"/>
         <w:rPr>
           <w:rFonts w:asciiTheme="minorBidi" w:hAnsiTheme="minorBidi" w:cstheme="minorBidi"/>
           <w:rtl/>
@@ -7710,7 +7739,7 @@
     </w:p>
     <w:p>
       <w:pPr>
-        <w:pStyle w:val="ListParagraph"/>
+        <w:pStyle w:val="a7"/>
         <w:numPr>
           <w:ilvl w:val="0"/>
           <w:numId w:val="9"/>
@@ -7808,7 +7837,7 @@
                     <pic:cNvPicPr/>
                   </pic:nvPicPr>
                   <pic:blipFill>
-                    <a:blip r:embed="rId18"/>
+                    <a:blip r:embed="rId19"/>
                     <a:stretch>
                       <a:fillRect/>
                     </a:stretch>
@@ -7831,7 +7860,7 @@
     </w:p>
     <w:p>
       <w:pPr>
-        <w:pStyle w:val="ListParagraph"/>
+        <w:pStyle w:val="a7"/>
         <w:numPr>
           <w:ilvl w:val="0"/>
           <w:numId w:val="9"/>
@@ -7934,7 +7963,7 @@
                     <pic:cNvPicPr/>
                   </pic:nvPicPr>
                   <pic:blipFill>
-                    <a:blip r:embed="rId19"/>
+                    <a:blip r:embed="rId20"/>
                     <a:stretch>
                       <a:fillRect/>
                     </a:stretch>
@@ -7966,7 +7995,7 @@
     </w:p>
     <w:p>
       <w:pPr>
-        <w:pStyle w:val="ListParagraph"/>
+        <w:pStyle w:val="a7"/>
         <w:numPr>
           <w:ilvl w:val="0"/>
           <w:numId w:val="9"/>
@@ -8069,7 +8098,7 @@
                     <pic:cNvPicPr/>
                   </pic:nvPicPr>
                   <pic:blipFill>
-                    <a:blip r:embed="rId20"/>
+                    <a:blip r:embed="rId21"/>
                     <a:stretch>
                       <a:fillRect/>
                     </a:stretch>
@@ -8101,7 +8130,7 @@
     </w:p>
     <w:p>
       <w:pPr>
-        <w:pStyle w:val="ListParagraph"/>
+        <w:pStyle w:val="a7"/>
         <w:numPr>
           <w:ilvl w:val="0"/>
           <w:numId w:val="9"/>
@@ -8179,7 +8208,7 @@
                     <pic:cNvPicPr/>
                   </pic:nvPicPr>
                   <pic:blipFill>
-                    <a:blip r:embed="rId21">
+                    <a:blip r:embed="rId22">
                       <a:extLst>
                         <a:ext uri="{28A0092B-C50C-407E-A947-70E740481C1C}">
                           <a14:useLocalDpi xmlns:a14="http://schemas.microsoft.com/office/drawing/2010/main" val="0"/>
@@ -8479,7 +8508,7 @@
     </w:p>
     <w:tbl>
       <w:tblPr>
-        <w:tblStyle w:val="GridTable1Light-Accent1"/>
+        <w:tblStyle w:val="1-1"/>
         <w:tblW w:w="0" w:type="auto"/>
         <w:tblLook w:val="04A0" w:firstRow="1" w:lastRow="0" w:firstColumn="1" w:lastColumn="0" w:noHBand="0" w:noVBand="1"/>
       </w:tblPr>
@@ -9120,7 +9149,7 @@
                     <pic:cNvPicPr/>
                   </pic:nvPicPr>
                   <pic:blipFill>
-                    <a:blip r:embed="rId22"/>
+                    <a:blip r:embed="rId23"/>
                     <a:stretch>
                       <a:fillRect/>
                     </a:stretch>
@@ -9256,7 +9285,7 @@
                     <pic:cNvPicPr/>
                   </pic:nvPicPr>
                   <pic:blipFill>
-                    <a:blip r:embed="rId23"/>
+                    <a:blip r:embed="rId24"/>
                     <a:stretch>
                       <a:fillRect/>
                     </a:stretch>
@@ -9330,7 +9359,7 @@
                     <pic:cNvPicPr/>
                   </pic:nvPicPr>
                   <pic:blipFill>
-                    <a:blip r:embed="rId24"/>
+                    <a:blip r:embed="rId25"/>
                     <a:stretch>
                       <a:fillRect/>
                     </a:stretch>
@@ -9580,7 +9609,7 @@
     </w:p>
     <w:tbl>
       <w:tblPr>
-        <w:tblStyle w:val="GridTable1Light-Accent1"/>
+        <w:tblStyle w:val="1-1"/>
         <w:tblW w:w="0" w:type="auto"/>
         <w:tblLook w:val="04A0" w:firstRow="1" w:lastRow="0" w:firstColumn="1" w:lastColumn="0" w:noHBand="0" w:noVBand="1"/>
       </w:tblPr>
@@ -10224,7 +10253,7 @@
     </w:p>
     <w:p>
       <w:pPr>
-        <w:pStyle w:val="ListParagraph"/>
+        <w:pStyle w:val="a7"/>
         <w:numPr>
           <w:ilvl w:val="0"/>
           <w:numId w:val="9"/>
@@ -10287,11 +10316,11 @@
     </w:p>
     <w:p>
       <w:pPr>
-        <w:pStyle w:val="Heading3"/>
+        <w:pStyle w:val="3"/>
         <w:ind w:left="360"/>
         <w:rPr>
           <w:rtl/>
-          <w:lang w:val="en-IL"/>
+          <w:lang/>
         </w:rPr>
       </w:pPr>
       <w:r>
@@ -10299,7 +10328,7 @@
           <w:rFonts w:cs="Times New Roman"/>
           <w:noProof/>
           <w:rtl/>
-          <w:lang w:val="en-IL"/>
+          <w:lang/>
         </w:rPr>
         <w:lastRenderedPageBreak/>
         <w:drawing>
@@ -10318,7 +10347,7 @@
                     <pic:cNvPicPr/>
                   </pic:nvPicPr>
                   <pic:blipFill>
-                    <a:blip r:embed="rId25"/>
+                    <a:blip r:embed="rId26"/>
                     <a:stretch>
                       <a:fillRect/>
                     </a:stretch>
@@ -10357,7 +10386,7 @@
     </w:p>
     <w:p>
       <w:pPr>
-        <w:pStyle w:val="ListParagraph"/>
+        <w:pStyle w:val="a7"/>
         <w:numPr>
           <w:ilvl w:val="0"/>
           <w:numId w:val="9"/>
@@ -10475,7 +10504,7 @@
                     <pic:cNvPicPr/>
                   </pic:nvPicPr>
                   <pic:blipFill>
-                    <a:blip r:embed="rId26"/>
+                    <a:blip r:embed="rId27"/>
                     <a:stretch>
                       <a:fillRect/>
                     </a:stretch>
@@ -10506,7 +10535,7 @@
     </w:p>
     <w:p>
       <w:pPr>
-        <w:pStyle w:val="ListParagraph"/>
+        <w:pStyle w:val="a7"/>
         <w:numPr>
           <w:ilvl w:val="0"/>
           <w:numId w:val="9"/>
@@ -10606,7 +10635,7 @@
                     <pic:cNvPicPr/>
                   </pic:nvPicPr>
                   <pic:blipFill>
-                    <a:blip r:embed="rId27"/>
+                    <a:blip r:embed="rId28"/>
                     <a:stretch>
                       <a:fillRect/>
                     </a:stretch>
@@ -10653,7 +10682,7 @@
     </w:p>
     <w:p>
       <w:pPr>
-        <w:pStyle w:val="ListParagraph"/>
+        <w:pStyle w:val="a7"/>
         <w:numPr>
           <w:ilvl w:val="0"/>
           <w:numId w:val="9"/>
@@ -10703,7 +10732,7 @@
                     <pic:cNvPicPr/>
                   </pic:nvPicPr>
                   <pic:blipFill>
-                    <a:blip r:embed="rId28"/>
+                    <a:blip r:embed="rId29"/>
                     <a:stretch>
                       <a:fillRect/>
                     </a:stretch>
@@ -11150,7 +11179,7 @@
     </w:p>
     <w:tbl>
       <w:tblPr>
-        <w:tblStyle w:val="GridTable1Light-Accent1"/>
+        <w:tblStyle w:val="1-1"/>
         <w:tblW w:w="8500" w:type="dxa"/>
         <w:tblLook w:val="04A0" w:firstRow="1" w:lastRow="0" w:firstColumn="1" w:lastColumn="0" w:noHBand="0" w:noVBand="1"/>
       </w:tblPr>
@@ -13401,7 +13430,7 @@
     </w:p>
     <w:p>
       <w:pPr>
-        <w:pStyle w:val="ListParagraph"/>
+        <w:pStyle w:val="a7"/>
         <w:numPr>
           <w:ilvl w:val="0"/>
           <w:numId w:val="9"/>
@@ -13495,7 +13524,7 @@
                     <pic:cNvPicPr/>
                   </pic:nvPicPr>
                   <pic:blipFill>
-                    <a:blip r:embed="rId29"/>
+                    <a:blip r:embed="rId30"/>
                     <a:stretch>
                       <a:fillRect/>
                     </a:stretch>
@@ -13518,15 +13547,15 @@
     </w:p>
     <w:p>
       <w:pPr>
-        <w:pStyle w:val="Heading3"/>
-        <w:rPr>
-          <w:rtl/>
-        </w:rPr>
-      </w:pPr>
-    </w:p>
-    <w:p>
-      <w:pPr>
-        <w:pStyle w:val="ListParagraph"/>
+        <w:pStyle w:val="3"/>
+        <w:rPr>
+          <w:rtl/>
+        </w:rPr>
+      </w:pPr>
+    </w:p>
+    <w:p>
+      <w:pPr>
+        <w:pStyle w:val="a7"/>
         <w:numPr>
           <w:ilvl w:val="0"/>
           <w:numId w:val="9"/>
@@ -13631,7 +13660,7 @@
                     <pic:cNvPicPr/>
                   </pic:nvPicPr>
                   <pic:blipFill>
-                    <a:blip r:embed="rId30"/>
+                    <a:blip r:embed="rId31"/>
                     <a:stretch>
                       <a:fillRect/>
                     </a:stretch>
@@ -13667,7 +13696,7 @@
     </w:p>
     <w:p>
       <w:pPr>
-        <w:pStyle w:val="ListParagraph"/>
+        <w:pStyle w:val="a7"/>
         <w:numPr>
           <w:ilvl w:val="0"/>
           <w:numId w:val="9"/>
@@ -13765,7 +13794,7 @@
                     <pic:cNvPicPr/>
                   </pic:nvPicPr>
                   <pic:blipFill>
-                    <a:blip r:embed="rId31"/>
+                    <a:blip r:embed="rId32"/>
                     <a:stretch>
                       <a:fillRect/>
                     </a:stretch>
@@ -13799,7 +13828,7 @@
     </w:p>
     <w:p>
       <w:pPr>
-        <w:pStyle w:val="ListParagraph"/>
+        <w:pStyle w:val="a7"/>
         <w:numPr>
           <w:ilvl w:val="0"/>
           <w:numId w:val="9"/>
@@ -13959,7 +13988,7 @@
                     <pic:cNvPicPr/>
                   </pic:nvPicPr>
                   <pic:blipFill>
-                    <a:blip r:embed="rId32"/>
+                    <a:blip r:embed="rId33"/>
                     <a:stretch>
                       <a:fillRect/>
                     </a:stretch>
@@ -13993,7 +14022,7 @@
     </w:p>
     <w:p>
       <w:pPr>
-        <w:pStyle w:val="ListParagraph"/>
+        <w:pStyle w:val="a7"/>
         <w:numPr>
           <w:ilvl w:val="0"/>
           <w:numId w:val="9"/>
@@ -14139,7 +14168,7 @@
                     <pic:cNvPicPr/>
                   </pic:nvPicPr>
                   <pic:blipFill>
-                    <a:blip r:embed="rId33"/>
+                    <a:blip r:embed="rId34"/>
                     <a:stretch>
                       <a:fillRect/>
                     </a:stretch>
@@ -14162,7 +14191,7 @@
     </w:p>
     <w:p>
       <w:pPr>
-        <w:pStyle w:val="ListParagraph"/>
+        <w:pStyle w:val="a7"/>
         <w:numPr>
           <w:ilvl w:val="0"/>
           <w:numId w:val="9"/>
@@ -14219,7 +14248,7 @@
                     <pic:cNvPicPr/>
                   </pic:nvPicPr>
                   <pic:blipFill>
-                    <a:blip r:embed="rId34"/>
+                    <a:blip r:embed="rId35"/>
                     <a:stretch>
                       <a:fillRect/>
                     </a:stretch>
@@ -14353,7 +14382,7 @@
     </w:p>
     <w:p>
       <w:pPr>
-        <w:pStyle w:val="ListParagraph"/>
+        <w:pStyle w:val="a7"/>
         <w:numPr>
           <w:ilvl w:val="0"/>
           <w:numId w:val="3"/>
@@ -14507,7 +14536,7 @@
     </w:p>
     <w:tbl>
       <w:tblPr>
-        <w:tblStyle w:val="GridTable1Light-Accent1"/>
+        <w:tblStyle w:val="1-1"/>
         <w:tblW w:w="0" w:type="auto"/>
         <w:tblLook w:val="04A0" w:firstRow="1" w:lastRow="0" w:firstColumn="1" w:lastColumn="0" w:noHBand="0" w:noVBand="1"/>
       </w:tblPr>
@@ -14955,7 +14984,7 @@
                     <pic:cNvPicPr/>
                   </pic:nvPicPr>
                   <pic:blipFill>
-                    <a:blip r:embed="rId35"/>
+                    <a:blip r:embed="rId36"/>
                     <a:stretch>
                       <a:fillRect/>
                     </a:stretch>
@@ -15273,7 +15302,7 @@
                     <pic:cNvPicPr/>
                   </pic:nvPicPr>
                   <pic:blipFill>
-                    <a:blip r:embed="rId36"/>
+                    <a:blip r:embed="rId37"/>
                     <a:stretch>
                       <a:fillRect/>
                     </a:stretch>
@@ -15318,7 +15347,7 @@
     </w:p>
     <w:tbl>
       <w:tblPr>
-        <w:tblStyle w:val="GridTable1Light-Accent1"/>
+        <w:tblStyle w:val="1-1"/>
         <w:tblW w:w="4655" w:type="dxa"/>
         <w:tblInd w:w="3539" w:type="dxa"/>
         <w:tblLook w:val="04A0" w:firstRow="1" w:lastRow="0" w:firstColumn="1" w:lastColumn="0" w:noHBand="0" w:noVBand="1"/>
@@ -15942,7 +15971,7 @@
     </w:p>
     <w:p>
       <w:pPr>
-        <w:pStyle w:val="ListParagraph"/>
+        <w:pStyle w:val="a7"/>
         <w:numPr>
           <w:ilvl w:val="1"/>
           <w:numId w:val="13"/>
@@ -15979,7 +16008,7 @@
     </w:p>
     <w:p>
       <w:pPr>
-        <w:pStyle w:val="ListParagraph"/>
+        <w:pStyle w:val="a7"/>
         <w:numPr>
           <w:ilvl w:val="1"/>
           <w:numId w:val="13"/>
@@ -16003,7 +16032,7 @@
     </w:p>
     <w:p>
       <w:pPr>
-        <w:pStyle w:val="ListParagraph"/>
+        <w:pStyle w:val="a7"/>
         <w:numPr>
           <w:ilvl w:val="1"/>
           <w:numId w:val="13"/>
@@ -16034,7 +16063,7 @@
     </w:p>
     <w:p>
       <w:pPr>
-        <w:pStyle w:val="ListParagraph"/>
+        <w:pStyle w:val="a7"/>
         <w:numPr>
           <w:ilvl w:val="1"/>
           <w:numId w:val="13"/>
@@ -16058,25 +16087,25 @@
     </w:p>
     <w:p>
       <w:pPr>
-        <w:pStyle w:val="ListParagraph"/>
+        <w:pStyle w:val="a7"/>
         <w:ind w:left="792"/>
         <w:rPr>
           <w:rFonts w:asciiTheme="minorBidi" w:hAnsiTheme="minorBidi"/>
           <w:b/>
           <w:bCs/>
-          <w:lang w:val="en-IL"/>
-        </w:rPr>
-      </w:pPr>
-    </w:p>
-    <w:p>
-      <w:pPr>
-        <w:pStyle w:val="ListParagraph"/>
+          <w:lang/>
+        </w:rPr>
+      </w:pPr>
+    </w:p>
+    <w:p>
+      <w:pPr>
+        <w:pStyle w:val="a7"/>
         <w:ind w:left="792"/>
         <w:rPr>
           <w:rFonts w:asciiTheme="minorBidi" w:hAnsiTheme="minorBidi"/>
           <w:b/>
           <w:bCs/>
-          <w:lang w:val="en-IL"/>
+          <w:lang/>
         </w:rPr>
       </w:pPr>
       <w:r>
@@ -16086,7 +16115,7 @@
           <w:bCs/>
           <w:noProof/>
           <w:rtl/>
-          <w:lang w:val="en-IL"/>
+          <w:lang/>
         </w:rPr>
         <w:drawing>
           <wp:inline distT="0" distB="0" distL="0" distR="0" wp14:anchorId="0E5580A1" wp14:editId="3C7C929D">
@@ -16104,7 +16133,7 @@
                     <pic:cNvPicPr/>
                   </pic:nvPicPr>
                   <pic:blipFill>
-                    <a:blip r:embed="rId37"/>
+                    <a:blip r:embed="rId38"/>
                     <a:stretch>
                       <a:fillRect/>
                     </a:stretch>
@@ -16246,14 +16275,14 @@
     </w:p>
     <w:p>
       <w:pPr>
-        <w:pStyle w:val="ListParagraph"/>
+        <w:pStyle w:val="a7"/>
         <w:ind w:left="792"/>
         <w:rPr>
           <w:rFonts w:asciiTheme="minorBidi" w:hAnsiTheme="minorBidi"/>
           <w:b/>
           <w:bCs/>
           <w:rtl/>
-          <w:lang w:val="en-IL"/>
+          <w:lang/>
         </w:rPr>
       </w:pPr>
       <w:r>
@@ -16263,7 +16292,7 @@
           <w:bCs/>
           <w:noProof/>
           <w:rtl/>
-          <w:lang w:val="en-IL"/>
+          <w:lang/>
         </w:rPr>
         <w:drawing>
           <wp:inline distT="0" distB="0" distL="0" distR="0" wp14:anchorId="3C5DADE9" wp14:editId="06A009FC">
@@ -16281,7 +16310,7 @@
                     <pic:cNvPicPr/>
                   </pic:nvPicPr>
                   <pic:blipFill>
-                    <a:blip r:embed="rId38"/>
+                    <a:blip r:embed="rId39"/>
                     <a:stretch>
                       <a:fillRect/>
                     </a:stretch>
@@ -16304,27 +16333,27 @@
     </w:p>
     <w:p>
       <w:pPr>
-        <w:pStyle w:val="ListParagraph"/>
+        <w:pStyle w:val="a7"/>
         <w:ind w:left="792"/>
         <w:rPr>
           <w:rFonts w:asciiTheme="minorBidi" w:hAnsiTheme="minorBidi"/>
           <w:b/>
           <w:bCs/>
           <w:rtl/>
-          <w:lang w:val="en-IL"/>
-        </w:rPr>
-      </w:pPr>
-    </w:p>
-    <w:p>
-      <w:pPr>
-        <w:pStyle w:val="ListParagraph"/>
+          <w:lang/>
+        </w:rPr>
+      </w:pPr>
+    </w:p>
+    <w:p>
+      <w:pPr>
+        <w:pStyle w:val="a7"/>
         <w:ind w:left="792"/>
         <w:rPr>
           <w:rFonts w:asciiTheme="minorBidi" w:hAnsiTheme="minorBidi"/>
           <w:b/>
           <w:bCs/>
           <w:rtl/>
-          <w:lang w:val="en-IL"/>
+          <w:lang/>
         </w:rPr>
       </w:pPr>
     </w:p>
@@ -16408,27 +16437,27 @@
     </w:p>
     <w:p>
       <w:pPr>
-        <w:pStyle w:val="ListParagraph"/>
+        <w:pStyle w:val="a7"/>
         <w:ind w:left="792"/>
         <w:rPr>
           <w:rFonts w:asciiTheme="minorBidi" w:hAnsiTheme="minorBidi"/>
           <w:b/>
           <w:bCs/>
           <w:rtl/>
-          <w:lang w:val="en-IL"/>
-        </w:rPr>
-      </w:pPr>
-    </w:p>
-    <w:p>
-      <w:pPr>
-        <w:pStyle w:val="ListParagraph"/>
+          <w:lang/>
+        </w:rPr>
+      </w:pPr>
+    </w:p>
+    <w:p>
+      <w:pPr>
+        <w:pStyle w:val="a7"/>
         <w:ind w:left="792"/>
         <w:rPr>
           <w:rFonts w:asciiTheme="minorBidi" w:hAnsiTheme="minorBidi"/>
           <w:b/>
           <w:bCs/>
           <w:rtl/>
-          <w:lang w:val="en-IL"/>
+          <w:lang/>
         </w:rPr>
       </w:pPr>
       <w:r>
@@ -16438,7 +16467,7 @@
           <w:bCs/>
           <w:noProof/>
           <w:rtl/>
-          <w:lang w:val="en-IL"/>
+          <w:lang/>
         </w:rPr>
         <w:drawing>
           <wp:inline distT="0" distB="0" distL="0" distR="0" wp14:anchorId="05926615" wp14:editId="5C62DBDD">
@@ -16456,7 +16485,7 @@
                     <pic:cNvPicPr/>
                   </pic:nvPicPr>
                   <pic:blipFill>
-                    <a:blip r:embed="rId39"/>
+                    <a:blip r:embed="rId40"/>
                     <a:stretch>
                       <a:fillRect/>
                     </a:stretch>
@@ -16479,14 +16508,14 @@
     </w:p>
     <w:p>
       <w:pPr>
-        <w:pStyle w:val="ListParagraph"/>
+        <w:pStyle w:val="a7"/>
         <w:ind w:left="792"/>
         <w:rPr>
           <w:rFonts w:asciiTheme="minorBidi" w:hAnsiTheme="minorBidi"/>
           <w:b/>
           <w:bCs/>
           <w:rtl/>
-          <w:lang w:val="en-IL"/>
+          <w:lang/>
         </w:rPr>
       </w:pPr>
     </w:p>
@@ -16684,7 +16713,7 @@
     </w:p>
     <w:p>
       <w:pPr>
-        <w:pStyle w:val="ListParagraph"/>
+        <w:pStyle w:val="a7"/>
         <w:numPr>
           <w:ilvl w:val="0"/>
           <w:numId w:val="15"/>
@@ -16702,7 +16731,7 @@
       <w:proofErr w:type="spellStart"/>
       <w:r>
         <w:rPr>
-          <w:rStyle w:val="Strong"/>
+          <w:rStyle w:val="a9"/>
         </w:rPr>
         <w:t>userUID</w:t>
       </w:r>
@@ -16719,7 +16748,7 @@
     </w:p>
     <w:p>
       <w:pPr>
-        <w:pStyle w:val="ListParagraph"/>
+        <w:pStyle w:val="a7"/>
         <w:numPr>
           <w:ilvl w:val="0"/>
           <w:numId w:val="15"/>
@@ -16729,7 +16758,7 @@
       </w:pPr>
       <w:r>
         <w:rPr>
-          <w:rStyle w:val="Strong"/>
+          <w:rStyle w:val="a9"/>
         </w:rPr>
         <w:t xml:space="preserve"> - name</w:t>
       </w:r>
@@ -16752,7 +16781,7 @@
     </w:p>
     <w:p>
       <w:pPr>
-        <w:pStyle w:val="ListParagraph"/>
+        <w:pStyle w:val="a7"/>
         <w:numPr>
           <w:ilvl w:val="0"/>
           <w:numId w:val="15"/>
@@ -16768,7 +16797,7 @@
       </w:r>
       <w:r>
         <w:rPr>
-          <w:rStyle w:val="Strong"/>
+          <w:rStyle w:val="a9"/>
         </w:rPr>
         <w:t>score</w:t>
       </w:r>
@@ -16835,7 +16864,7 @@
                     <pic:cNvPicPr/>
                   </pic:nvPicPr>
                   <pic:blipFill>
-                    <a:blip r:embed="rId40"/>
+                    <a:blip r:embed="rId41"/>
                     <a:stretch>
                       <a:fillRect/>
                     </a:stretch>
@@ -17063,14 +17092,14 @@
     </w:p>
     <w:p>
       <w:pPr>
-        <w:pStyle w:val="ListParagraph"/>
+        <w:pStyle w:val="a7"/>
         <w:ind w:left="792"/>
         <w:rPr>
           <w:rFonts w:asciiTheme="minorBidi" w:hAnsiTheme="minorBidi"/>
           <w:b/>
           <w:bCs/>
           <w:rtl/>
-          <w:lang w:val="en-IL"/>
+          <w:lang/>
         </w:rPr>
       </w:pPr>
     </w:p>
@@ -17214,27 +17243,27 @@
     </w:p>
     <w:p>
       <w:pPr>
-        <w:pStyle w:val="ListParagraph"/>
+        <w:pStyle w:val="a7"/>
         <w:ind w:left="792"/>
         <w:rPr>
           <w:rFonts w:asciiTheme="minorBidi" w:hAnsiTheme="minorBidi"/>
           <w:b/>
           <w:bCs/>
           <w:rtl/>
-          <w:lang w:val="en-IL"/>
-        </w:rPr>
-      </w:pPr>
-    </w:p>
-    <w:p>
-      <w:pPr>
-        <w:pStyle w:val="ListParagraph"/>
+          <w:lang/>
+        </w:rPr>
+      </w:pPr>
+    </w:p>
+    <w:p>
+      <w:pPr>
+        <w:pStyle w:val="a7"/>
         <w:ind w:left="792"/>
         <w:rPr>
           <w:rFonts w:asciiTheme="minorBidi" w:hAnsiTheme="minorBidi"/>
           <w:b/>
           <w:bCs/>
           <w:rtl/>
-          <w:lang w:val="en-IL"/>
+          <w:lang/>
         </w:rPr>
       </w:pPr>
       <w:r>
@@ -17244,7 +17273,7 @@
           <w:bCs/>
           <w:noProof/>
           <w:rtl/>
-          <w:lang w:val="en-IL"/>
+          <w:lang/>
         </w:rPr>
         <w:drawing>
           <wp:inline distT="0" distB="0" distL="0" distR="0" wp14:anchorId="4AA421C7" wp14:editId="0B643AA9">
@@ -17262,7 +17291,7 @@
                     <pic:cNvPicPr/>
                   </pic:nvPicPr>
                   <pic:blipFill>
-                    <a:blip r:embed="rId41"/>
+                    <a:blip r:embed="rId42"/>
                     <a:stretch>
                       <a:fillRect/>
                     </a:stretch>
@@ -17285,14 +17314,14 @@
     </w:p>
     <w:p>
       <w:pPr>
-        <w:pStyle w:val="ListParagraph"/>
+        <w:pStyle w:val="a7"/>
         <w:ind w:left="792"/>
         <w:rPr>
           <w:rFonts w:asciiTheme="minorBidi" w:hAnsiTheme="minorBidi"/>
           <w:b/>
           <w:bCs/>
           <w:rtl/>
-          <w:lang w:val="en-IL"/>
+          <w:lang/>
         </w:rPr>
       </w:pPr>
     </w:p>
@@ -17356,14 +17385,14 @@
     </w:p>
     <w:p>
       <w:pPr>
-        <w:pStyle w:val="ListParagraph"/>
+        <w:pStyle w:val="a7"/>
         <w:ind w:left="792"/>
         <w:rPr>
           <w:rFonts w:asciiTheme="minorBidi" w:hAnsiTheme="minorBidi"/>
           <w:b/>
           <w:bCs/>
           <w:rtl/>
-          <w:lang w:val="en-IL"/>
+          <w:lang/>
         </w:rPr>
       </w:pPr>
       <w:r>
@@ -17373,7 +17402,7 @@
           <w:bCs/>
           <w:noProof/>
           <w:rtl/>
-          <w:lang w:val="en-IL"/>
+          <w:lang/>
         </w:rPr>
         <w:lastRenderedPageBreak/>
         <w:drawing>
@@ -17392,7 +17421,7 @@
                     <pic:cNvPicPr/>
                   </pic:nvPicPr>
                   <pic:blipFill>
-                    <a:blip r:embed="rId42"/>
+                    <a:blip r:embed="rId43"/>
                     <a:stretch>
                       <a:fillRect/>
                     </a:stretch>
@@ -17415,27 +17444,27 @@
     </w:p>
     <w:p>
       <w:pPr>
-        <w:pStyle w:val="ListParagraph"/>
+        <w:pStyle w:val="a7"/>
         <w:ind w:left="792"/>
         <w:rPr>
           <w:rFonts w:asciiTheme="minorBidi" w:hAnsiTheme="minorBidi"/>
           <w:b/>
           <w:bCs/>
           <w:rtl/>
-          <w:lang w:val="en-IL"/>
-        </w:rPr>
-      </w:pPr>
-    </w:p>
-    <w:p>
-      <w:pPr>
-        <w:pStyle w:val="ListParagraph"/>
+          <w:lang/>
+        </w:rPr>
+      </w:pPr>
+    </w:p>
+    <w:p>
+      <w:pPr>
+        <w:pStyle w:val="a7"/>
         <w:ind w:left="792"/>
         <w:rPr>
           <w:rFonts w:asciiTheme="minorBidi" w:hAnsiTheme="minorBidi"/>
           <w:b/>
           <w:bCs/>
           <w:rtl/>
-          <w:lang w:val="en-IL"/>
+          <w:lang/>
         </w:rPr>
       </w:pPr>
     </w:p>
@@ -17486,14 +17515,14 @@
     </w:p>
     <w:p>
       <w:pPr>
-        <w:pStyle w:val="ListParagraph"/>
+        <w:pStyle w:val="a7"/>
         <w:ind w:left="792"/>
         <w:rPr>
           <w:rFonts w:asciiTheme="minorBidi" w:hAnsiTheme="minorBidi"/>
           <w:b/>
           <w:bCs/>
           <w:rtl/>
-          <w:lang w:val="en-IL"/>
+          <w:lang/>
         </w:rPr>
       </w:pPr>
       <w:r>
@@ -17503,7 +17532,7 @@
           <w:bCs/>
           <w:noProof/>
           <w:rtl/>
-          <w:lang w:val="en-IL"/>
+          <w:lang/>
         </w:rPr>
         <w:drawing>
           <wp:inline distT="0" distB="0" distL="0" distR="0" wp14:anchorId="17A7AA75" wp14:editId="414C6C89">
@@ -17521,7 +17550,7 @@
                     <pic:cNvPicPr/>
                   </pic:nvPicPr>
                   <pic:blipFill>
-                    <a:blip r:embed="rId43"/>
+                    <a:blip r:embed="rId44"/>
                     <a:stretch>
                       <a:fillRect/>
                     </a:stretch>
@@ -17544,27 +17573,27 @@
     </w:p>
     <w:p>
       <w:pPr>
-        <w:pStyle w:val="ListParagraph"/>
+        <w:pStyle w:val="a7"/>
         <w:ind w:left="792"/>
         <w:rPr>
           <w:rFonts w:asciiTheme="minorBidi" w:hAnsiTheme="minorBidi"/>
           <w:b/>
           <w:bCs/>
           <w:rtl/>
-          <w:lang w:val="en-IL"/>
-        </w:rPr>
-      </w:pPr>
-    </w:p>
-    <w:p>
-      <w:pPr>
-        <w:pStyle w:val="ListParagraph"/>
+          <w:lang/>
+        </w:rPr>
+      </w:pPr>
+    </w:p>
+    <w:p>
+      <w:pPr>
+        <w:pStyle w:val="a7"/>
         <w:ind w:left="792"/>
         <w:rPr>
           <w:rFonts w:asciiTheme="minorBidi" w:hAnsiTheme="minorBidi"/>
           <w:b/>
           <w:bCs/>
           <w:rtl/>
-          <w:lang w:val="en-IL"/>
+          <w:lang/>
         </w:rPr>
       </w:pPr>
     </w:p>
@@ -17638,27 +17667,27 @@
     </w:p>
     <w:p>
       <w:pPr>
-        <w:pStyle w:val="ListParagraph"/>
+        <w:pStyle w:val="a7"/>
         <w:ind w:left="792"/>
         <w:rPr>
           <w:rFonts w:asciiTheme="minorBidi" w:hAnsiTheme="minorBidi"/>
           <w:b/>
           <w:bCs/>
           <w:rtl/>
-          <w:lang w:val="en-IL"/>
-        </w:rPr>
-      </w:pPr>
-    </w:p>
-    <w:p>
-      <w:pPr>
-        <w:pStyle w:val="ListParagraph"/>
+          <w:lang/>
+        </w:rPr>
+      </w:pPr>
+    </w:p>
+    <w:p>
+      <w:pPr>
+        <w:pStyle w:val="a7"/>
         <w:ind w:left="792"/>
         <w:rPr>
           <w:rFonts w:asciiTheme="minorBidi" w:hAnsiTheme="minorBidi"/>
           <w:b/>
           <w:bCs/>
           <w:rtl/>
-          <w:lang w:val="en-IL"/>
+          <w:lang/>
         </w:rPr>
       </w:pPr>
       <w:r>
@@ -17668,7 +17697,7 @@
           <w:bCs/>
           <w:noProof/>
           <w:rtl/>
-          <w:lang w:val="en-IL"/>
+          <w:lang/>
         </w:rPr>
         <w:drawing>
           <wp:inline distT="0" distB="0" distL="0" distR="0" wp14:anchorId="5B26DBC3" wp14:editId="31AF8987">
@@ -17686,7 +17715,7 @@
                     <pic:cNvPicPr/>
                   </pic:nvPicPr>
                   <pic:blipFill>
-                    <a:blip r:embed="rId44"/>
+                    <a:blip r:embed="rId45"/>
                     <a:stretch>
                       <a:fillRect/>
                     </a:stretch>
@@ -17709,40 +17738,40 @@
     </w:p>
     <w:p>
       <w:pPr>
-        <w:pStyle w:val="ListParagraph"/>
+        <w:pStyle w:val="a7"/>
         <w:ind w:left="792"/>
         <w:rPr>
           <w:rFonts w:asciiTheme="minorBidi" w:hAnsiTheme="minorBidi"/>
           <w:b/>
           <w:bCs/>
           <w:rtl/>
-          <w:lang w:val="en-IL"/>
-        </w:rPr>
-      </w:pPr>
-    </w:p>
-    <w:p>
-      <w:pPr>
-        <w:pStyle w:val="ListParagraph"/>
+          <w:lang/>
+        </w:rPr>
+      </w:pPr>
+    </w:p>
+    <w:p>
+      <w:pPr>
+        <w:pStyle w:val="a7"/>
         <w:ind w:left="792"/>
         <w:rPr>
           <w:rFonts w:asciiTheme="minorBidi" w:hAnsiTheme="minorBidi"/>
           <w:b/>
           <w:bCs/>
           <w:rtl/>
-          <w:lang w:val="en-IL"/>
-        </w:rPr>
-      </w:pPr>
-    </w:p>
-    <w:p>
-      <w:pPr>
-        <w:pStyle w:val="ListParagraph"/>
+          <w:lang/>
+        </w:rPr>
+      </w:pPr>
+    </w:p>
+    <w:p>
+      <w:pPr>
+        <w:pStyle w:val="a7"/>
         <w:ind w:left="792"/>
         <w:rPr>
           <w:rFonts w:asciiTheme="minorBidi" w:hAnsiTheme="minorBidi"/>
           <w:b/>
           <w:bCs/>
           <w:rtl/>
-          <w:lang w:val="en-IL"/>
+          <w:lang/>
         </w:rPr>
       </w:pPr>
     </w:p>
@@ -17848,27 +17877,27 @@
     </w:p>
     <w:p>
       <w:pPr>
-        <w:pStyle w:val="ListParagraph"/>
+        <w:pStyle w:val="a7"/>
         <w:ind w:left="792"/>
         <w:rPr>
           <w:rFonts w:asciiTheme="minorBidi" w:hAnsiTheme="minorBidi"/>
           <w:b/>
           <w:bCs/>
           <w:rtl/>
-          <w:lang w:val="en-IL"/>
-        </w:rPr>
-      </w:pPr>
-    </w:p>
-    <w:p>
-      <w:pPr>
-        <w:pStyle w:val="ListParagraph"/>
+          <w:lang/>
+        </w:rPr>
+      </w:pPr>
+    </w:p>
+    <w:p>
+      <w:pPr>
+        <w:pStyle w:val="a7"/>
         <w:ind w:left="792"/>
         <w:rPr>
           <w:rFonts w:asciiTheme="minorBidi" w:hAnsiTheme="minorBidi"/>
           <w:b/>
           <w:bCs/>
           <w:rtl/>
-          <w:lang w:val="en-IL"/>
+          <w:lang/>
         </w:rPr>
       </w:pPr>
       <w:r>
@@ -17878,7 +17907,7 @@
           <w:bCs/>
           <w:noProof/>
           <w:rtl/>
-          <w:lang w:val="en-IL"/>
+          <w:lang/>
         </w:rPr>
         <w:drawing>
           <wp:inline distT="0" distB="0" distL="0" distR="0" wp14:anchorId="13BD2779" wp14:editId="29C3B089">
@@ -17896,7 +17925,7 @@
                     <pic:cNvPicPr/>
                   </pic:nvPicPr>
                   <pic:blipFill>
-                    <a:blip r:embed="rId45"/>
+                    <a:blip r:embed="rId46"/>
                     <a:stretch>
                       <a:fillRect/>
                     </a:stretch>
@@ -17919,27 +17948,27 @@
     </w:p>
     <w:p>
       <w:pPr>
-        <w:pStyle w:val="ListParagraph"/>
+        <w:pStyle w:val="a7"/>
         <w:ind w:left="792"/>
         <w:rPr>
           <w:rFonts w:asciiTheme="minorBidi" w:hAnsiTheme="minorBidi"/>
           <w:b/>
           <w:bCs/>
           <w:rtl/>
-          <w:lang w:val="en-IL"/>
-        </w:rPr>
-      </w:pPr>
-    </w:p>
-    <w:p>
-      <w:pPr>
-        <w:pStyle w:val="ListParagraph"/>
+          <w:lang/>
+        </w:rPr>
+      </w:pPr>
+    </w:p>
+    <w:p>
+      <w:pPr>
+        <w:pStyle w:val="a7"/>
         <w:ind w:left="792"/>
         <w:rPr>
           <w:rFonts w:asciiTheme="minorBidi" w:hAnsiTheme="minorBidi"/>
           <w:b/>
           <w:bCs/>
           <w:rtl/>
-          <w:lang w:val="en-IL"/>
+          <w:lang/>
         </w:rPr>
       </w:pPr>
     </w:p>
@@ -18010,27 +18039,27 @@
     </w:p>
     <w:p>
       <w:pPr>
-        <w:pStyle w:val="ListParagraph"/>
+        <w:pStyle w:val="a7"/>
         <w:ind w:left="792"/>
         <w:rPr>
           <w:rFonts w:asciiTheme="minorBidi" w:hAnsiTheme="minorBidi"/>
           <w:b/>
           <w:bCs/>
           <w:rtl/>
-          <w:lang w:val="en-IL"/>
-        </w:rPr>
-      </w:pPr>
-    </w:p>
-    <w:p>
-      <w:pPr>
-        <w:pStyle w:val="ListParagraph"/>
+          <w:lang/>
+        </w:rPr>
+      </w:pPr>
+    </w:p>
+    <w:p>
+      <w:pPr>
+        <w:pStyle w:val="a7"/>
         <w:ind w:left="792"/>
         <w:rPr>
           <w:rFonts w:asciiTheme="minorBidi" w:hAnsiTheme="minorBidi"/>
           <w:b/>
           <w:bCs/>
           <w:rtl/>
-          <w:lang w:val="en-IL"/>
+          <w:lang/>
         </w:rPr>
       </w:pPr>
       <w:r>
@@ -18040,7 +18069,7 @@
           <w:bCs/>
           <w:noProof/>
           <w:rtl/>
-          <w:lang w:val="en-IL"/>
+          <w:lang/>
         </w:rPr>
         <w:drawing>
           <wp:inline distT="0" distB="0" distL="0" distR="0" wp14:anchorId="75E615FF" wp14:editId="4CA9E01F">
@@ -18058,7 +18087,7 @@
                     <pic:cNvPicPr/>
                   </pic:nvPicPr>
                   <pic:blipFill>
-                    <a:blip r:embed="rId46"/>
+                    <a:blip r:embed="rId47"/>
                     <a:stretch>
                       <a:fillRect/>
                     </a:stretch>
@@ -18081,14 +18110,14 @@
     </w:p>
     <w:p>
       <w:pPr>
-        <w:pStyle w:val="ListParagraph"/>
+        <w:pStyle w:val="a7"/>
         <w:ind w:left="792"/>
         <w:rPr>
           <w:rFonts w:asciiTheme="minorBidi" w:hAnsiTheme="minorBidi"/>
           <w:b/>
           <w:bCs/>
           <w:rtl/>
-          <w:lang w:val="en-IL"/>
+          <w:lang/>
         </w:rPr>
       </w:pPr>
     </w:p>
@@ -18294,7 +18323,7 @@
     </w:p>
     <w:tbl>
       <w:tblPr>
-        <w:tblStyle w:val="GridTable1Light-Accent1"/>
+        <w:tblStyle w:val="1-1"/>
         <w:tblW w:w="0" w:type="auto"/>
         <w:tblLook w:val="04A0" w:firstRow="1" w:lastRow="0" w:firstColumn="1" w:lastColumn="0" w:noHBand="0" w:noVBand="1"/>
       </w:tblPr>
@@ -18811,7 +18840,7 @@
                     <pic:cNvPicPr/>
                   </pic:nvPicPr>
                   <pic:blipFill>
-                    <a:blip r:embed="rId47"/>
+                    <a:blip r:embed="rId48"/>
                     <a:stretch>
                       <a:fillRect/>
                     </a:stretch>
@@ -18990,7 +19019,7 @@
                     <pic:cNvPicPr/>
                   </pic:nvPicPr>
                   <pic:blipFill>
-                    <a:blip r:embed="rId48"/>
+                    <a:blip r:embed="rId49"/>
                     <a:stretch>
                       <a:fillRect/>
                     </a:stretch>
@@ -19209,7 +19238,7 @@
     </w:p>
     <w:tbl>
       <w:tblPr>
-        <w:tblStyle w:val="GridTable1Light-Accent1"/>
+        <w:tblStyle w:val="1-1"/>
         <w:tblW w:w="0" w:type="auto"/>
         <w:tblInd w:w="988" w:type="dxa"/>
         <w:tblLook w:val="04A0" w:firstRow="1" w:lastRow="0" w:firstColumn="1" w:lastColumn="0" w:noHBand="0" w:noVBand="1"/>
@@ -19887,7 +19916,7 @@
                     <pic:cNvPicPr/>
                   </pic:nvPicPr>
                   <pic:blipFill>
-                    <a:blip r:embed="rId49"/>
+                    <a:blip r:embed="rId50"/>
                     <a:stretch>
                       <a:fillRect/>
                     </a:stretch>
@@ -20096,7 +20125,7 @@
     </w:p>
     <w:tbl>
       <w:tblPr>
-        <w:tblStyle w:val="GridTable1Light-Accent1"/>
+        <w:tblStyle w:val="1-1"/>
         <w:tblW w:w="0" w:type="auto"/>
         <w:tblInd w:w="1413" w:type="dxa"/>
         <w:tblLook w:val="04A0" w:firstRow="1" w:lastRow="0" w:firstColumn="1" w:lastColumn="0" w:noHBand="0" w:noVBand="1"/>
@@ -20640,7 +20669,7 @@
                     <pic:cNvPicPr/>
                   </pic:nvPicPr>
                   <pic:blipFill>
-                    <a:blip r:embed="rId50"/>
+                    <a:blip r:embed="rId51"/>
                     <a:stretch>
                       <a:fillRect/>
                     </a:stretch>
@@ -20766,7 +20795,7 @@
                     <pic:cNvPicPr/>
                   </pic:nvPicPr>
                   <pic:blipFill>
-                    <a:blip r:embed="rId51"/>
+                    <a:blip r:embed="rId52"/>
                     <a:stretch>
                       <a:fillRect/>
                     </a:stretch>
@@ -20996,7 +21025,7 @@
     </w:p>
     <w:tbl>
       <w:tblPr>
-        <w:tblStyle w:val="PlainTable4"/>
+        <w:tblStyle w:val="41"/>
         <w:tblW w:w="0" w:type="auto"/>
         <w:tblLook w:val="04A0" w:firstRow="1" w:lastRow="0" w:firstColumn="1" w:lastColumn="0" w:noHBand="0" w:noVBand="1"/>
       </w:tblPr>
@@ -21192,13 +21221,7 @@
               <w:rPr>
                 <w:rtl/>
               </w:rPr>
-              <w:t xml:space="preserve"> </w:t>
-            </w:r>
-            <w:r>
-              <w:rPr>
-                <w:rtl/>
-              </w:rPr>
-              <w:t>(מנוע קול של אנדרואיד למשחקים)</w:t>
+              <w:t xml:space="preserve"> (מנוע קול של אנדרואיד למשחקים)</w:t>
             </w:r>
           </w:p>
         </w:tc>
@@ -21500,6 +21523,7 @@
           <w:rFonts w:asciiTheme="minorBidi" w:hAnsiTheme="minorBidi"/>
           <w:b/>
           <w:bCs/>
+          <w:noProof/>
           <w:rtl/>
         </w:rPr>
         <w:lastRenderedPageBreak/>
@@ -21519,7 +21543,7 @@
                     <pic:cNvPicPr/>
                   </pic:nvPicPr>
                   <pic:blipFill>
-                    <a:blip r:embed="rId52"/>
+                    <a:blip r:embed="rId53"/>
                     <a:stretch>
                       <a:fillRect/>
                     </a:stretch>
@@ -21557,29 +21581,8 @@
         </w:rPr>
         <w:t xml:space="preserve">פעולה </w:t>
       </w:r>
-      <w:proofErr w:type="spellStart"/>
-      <w:r>
-        <w:t>loadSound</w:t>
-      </w:r>
-      <w:proofErr w:type="spellEnd"/>
-      <w:r>
-        <w:t xml:space="preserve">(Context context, String </w:t>
-      </w:r>
-      <w:proofErr w:type="spellStart"/>
-      <w:r>
-        <w:t>soundName</w:t>
-      </w:r>
-      <w:proofErr w:type="spellEnd"/>
-      <w:r>
-        <w:t xml:space="preserve">, int </w:t>
-      </w:r>
-      <w:proofErr w:type="spellStart"/>
-      <w:r>
-        <w:t>resId</w:t>
-      </w:r>
-      <w:proofErr w:type="spellEnd"/>
-      <w:r>
-        <w:t>)</w:t>
+      <w:r>
+        <w:t>loadSound(Context context, String soundName, int resId)</w:t>
       </w:r>
     </w:p>
     <w:p>
@@ -21679,6 +21682,7 @@
           <w:rFonts w:asciiTheme="minorBidi" w:hAnsiTheme="minorBidi"/>
           <w:b/>
           <w:bCs/>
+          <w:noProof/>
           <w:rtl/>
         </w:rPr>
         <w:drawing>
@@ -21697,7 +21701,7 @@
                     <pic:cNvPicPr/>
                   </pic:nvPicPr>
                   <pic:blipFill>
-                    <a:blip r:embed="rId53"/>
+                    <a:blip r:embed="rId54"/>
                     <a:stretch>
                       <a:fillRect/>
                     </a:stretch>
@@ -21856,6 +21860,7 @@
           <w:rFonts w:asciiTheme="minorBidi" w:hAnsiTheme="minorBidi"/>
           <w:b/>
           <w:bCs/>
+          <w:noProof/>
           <w:rtl/>
           <w:lang w:val="en-US"/>
         </w:rPr>
@@ -21876,7 +21881,7 @@
                     <pic:cNvPicPr/>
                   </pic:nvPicPr>
                   <pic:blipFill>
-                    <a:blip r:embed="rId54"/>
+                    <a:blip r:embed="rId55"/>
                     <a:stretch>
                       <a:fillRect/>
                     </a:stretch>
@@ -22020,6 +22025,7 @@
           <w:rFonts w:asciiTheme="minorBidi" w:hAnsiTheme="minorBidi"/>
           <w:b/>
           <w:bCs/>
+          <w:noProof/>
           <w:rtl/>
           <w:lang w:val="en-US"/>
         </w:rPr>
@@ -22039,7 +22045,7 @@
                     <pic:cNvPicPr/>
                   </pic:nvPicPr>
                   <pic:blipFill>
-                    <a:blip r:embed="rId55"/>
+                    <a:blip r:embed="rId56"/>
                     <a:stretch>
                       <a:fillRect/>
                     </a:stretch>
@@ -22117,27 +22123,27 @@
     </w:p>
     <w:p>
       <w:pPr>
-        <w:pStyle w:val="ListParagraph"/>
+        <w:pStyle w:val="a7"/>
         <w:ind w:left="792"/>
         <w:rPr>
           <w:rFonts w:asciiTheme="minorBidi" w:hAnsiTheme="minorBidi"/>
           <w:b/>
           <w:bCs/>
           <w:rtl/>
-          <w:lang w:val="en-IL"/>
-        </w:rPr>
-      </w:pPr>
-    </w:p>
-    <w:p>
-      <w:pPr>
-        <w:pStyle w:val="ListParagraph"/>
+          <w:lang/>
+        </w:rPr>
+      </w:pPr>
+    </w:p>
+    <w:p>
+      <w:pPr>
+        <w:pStyle w:val="a7"/>
         <w:ind w:left="792"/>
         <w:rPr>
           <w:rFonts w:asciiTheme="minorBidi" w:hAnsiTheme="minorBidi"/>
           <w:b/>
           <w:bCs/>
           <w:rtl/>
-          <w:lang w:val="en-IL"/>
+          <w:lang/>
         </w:rPr>
       </w:pPr>
     </w:p>
@@ -22788,8 +22794,8 @@
       </w:r>
     </w:p>
     <w:sectPr>
-      <w:headerReference w:type="default" r:id="rId56"/>
-      <w:footerReference w:type="default" r:id="rId57"/>
+      <w:headerReference w:type="default" r:id="rId57"/>
+      <w:footerReference w:type="default" r:id="rId58"/>
       <w:pgSz w:w="11906" w:h="16838"/>
       <w:pgMar w:top="1440" w:right="1800" w:bottom="1017" w:left="1800" w:header="708" w:footer="397" w:gutter="0"/>
       <w:cols w:space="708"/>
@@ -22836,7 +22842,7 @@
     <w:sdtContent>
       <w:p>
         <w:pPr>
-          <w:pStyle w:val="Footer"/>
+          <w:pStyle w:val="a5"/>
           <w:jc w:val="center"/>
         </w:pPr>
         <w:r>
@@ -22863,7 +22869,7 @@
   </w:sdt>
   <w:p>
     <w:pPr>
-      <w:pStyle w:val="Footer"/>
+      <w:pStyle w:val="a5"/>
       <w:jc w:val="center"/>
     </w:pPr>
   </w:p>
@@ -22893,7 +22899,7 @@
 <w:hdr xmlns:wpc="http://schemas.microsoft.com/office/word/2010/wordprocessingCanvas" xmlns:cx="http://schemas.microsoft.com/office/drawing/2014/chartex" xmlns:cx1="http://schemas.microsoft.com/office/drawing/2015/9/8/chartex" xmlns:cx2="http://schemas.microsoft.com/office/drawing/2015/10/21/chartex" xmlns:cx3="http://schemas.microsoft.com/office/drawing/2016/5/9/chartex" xmlns:cx4="http://schemas.microsoft.com/office/drawing/2016/5/10/chartex" xmlns:cx5="http://schemas.microsoft.com/office/drawing/2016/5/11/chartex" xmlns:cx6="http://schemas.microsoft.com/office/drawing/2016/5/12/chartex" xmlns:cx7="http://schemas.microsoft.com/office/drawing/2016/5/13/chartex" xmlns:cx8="http://schemas.microsoft.com/office/drawing/2016/5/14/chartex" xmlns:mc="http://schemas.openxmlformats.org/markup-compatibility/2006" xmlns:aink="http://schemas.microsoft.com/office/drawing/2016/ink" xmlns:am3d="http://schemas.microsoft.com/office/drawing/2017/model3d" xmlns:o="urn:schemas-microsoft-com:office:office" xmlns:oel="http://schemas.microsoft.com/office/2019/extlst" xmlns:r="http://schemas.openxmlformats.org/officeDocument/2006/relationships" xmlns:m="http://schemas.openxmlformats.org/officeDocument/2006/math" xmlns:v="urn:schemas-microsoft-com:vml" xmlns:wp14="http://schemas.microsoft.com/office/word/2010/wordprocessingDrawing" xmlns:wp="http://schemas.openxmlformats.org/drawingml/2006/wordprocessingDrawing" xmlns:w10="urn:schemas-microsoft-com:office:word" xmlns:w="http://schemas.openxmlformats.org/wordprocessingml/2006/main" xmlns:w14="http://schemas.microsoft.com/office/word/2010/wordml" xmlns:w15="http://schemas.microsoft.com/office/word/2012/wordml" xmlns:w16cex="http://schemas.microsoft.com/office/word/2018/wordml/cex" xmlns:w16cid="http://schemas.microsoft.com/office/word/2016/wordml/cid" xmlns:w16="http://schemas.microsoft.com/office/word/2018/wordml" xmlns:w16du="http://schemas.microsoft.com/office/word/2023/wordml/word16du" xmlns:w16sdtdh="http://schemas.microsoft.com/office/word/2020/wordml/sdtdatahash" xmlns:w16sdtfl="http://schemas.microsoft.com/office/word/2024/wordml/sdtformatlock" xmlns:w16se="http://schemas.microsoft.com/office/word/2015/wordml/symex" xmlns:wpg="http://schemas.microsoft.com/office/word/2010/wordprocessingGroup" xmlns:wpi="http://schemas.microsoft.com/office/word/2010/wordprocessingInk" xmlns:wne="http://schemas.microsoft.com/office/word/2006/wordml" xmlns:wps="http://schemas.microsoft.com/office/word/2010/wordprocessingShape" mc:Ignorable="w14 w15 w16se w16cid w16 w16cex w16sdtdh w16sdtfl w16du wp14">
   <w:p>
     <w:pPr>
-      <w:pStyle w:val="Header"/>
+      <w:pStyle w:val="a3"/>
       <w:jc w:val="center"/>
       <w:rPr>
         <w:rtl/>
@@ -24933,7 +24939,7 @@
     <w:lsdException w:name="Unresolved Mention" w:semiHidden="1" w:unhideWhenUsed="1"/>
     <w:lsdException w:name="Smart Link" w:semiHidden="1" w:unhideWhenUsed="1"/>
   </w:latentStyles>
-  <w:style w:type="paragraph" w:default="1" w:styleId="Normal">
+  <w:style w:type="paragraph" w:default="1" w:styleId="a">
     <w:name w:val="Normal"/>
     <w:qFormat/>
     <w:rsid w:val="002D7EA1"/>
@@ -24944,14 +24950,14 @@
       <w:rFonts w:ascii="Times New Roman" w:eastAsia="Times New Roman" w:hAnsi="Times New Roman" w:cs="Times New Roman"/>
       <w:sz w:val="24"/>
       <w:szCs w:val="24"/>
-      <w:lang w:val="en-IL"/>
+      <w:lang/>
     </w:rPr>
   </w:style>
-  <w:style w:type="paragraph" w:styleId="Heading2">
+  <w:style w:type="paragraph" w:styleId="2">
     <w:name w:val="heading 2"/>
-    <w:basedOn w:val="Normal"/>
-    <w:next w:val="Normal"/>
-    <w:link w:val="Heading2Char"/>
+    <w:basedOn w:val="a"/>
+    <w:next w:val="a"/>
+    <w:link w:val="20"/>
     <w:uiPriority w:val="9"/>
     <w:unhideWhenUsed/>
     <w:qFormat/>
@@ -24971,11 +24977,11 @@
       <w:lang w:val="en-US"/>
     </w:rPr>
   </w:style>
-  <w:style w:type="paragraph" w:styleId="Heading3">
+  <w:style w:type="paragraph" w:styleId="3">
     <w:name w:val="heading 3"/>
-    <w:basedOn w:val="Normal"/>
-    <w:next w:val="Normal"/>
-    <w:link w:val="Heading3Char"/>
+    <w:basedOn w:val="a"/>
+    <w:next w:val="a"/>
+    <w:link w:val="30"/>
     <w:uiPriority w:val="9"/>
     <w:unhideWhenUsed/>
     <w:qFormat/>
@@ -24993,11 +24999,11 @@
       <w:lang w:val="en-US"/>
     </w:rPr>
   </w:style>
-  <w:style w:type="paragraph" w:styleId="Heading4">
+  <w:style w:type="paragraph" w:styleId="4">
     <w:name w:val="heading 4"/>
-    <w:basedOn w:val="Normal"/>
-    <w:next w:val="Normal"/>
-    <w:link w:val="Heading4Char"/>
+    <w:basedOn w:val="a"/>
+    <w:next w:val="a"/>
+    <w:link w:val="40"/>
     <w:uiPriority w:val="9"/>
     <w:semiHidden/>
     <w:unhideWhenUsed/>
@@ -25020,13 +25026,13 @@
       <w:lang w:val="en-US"/>
     </w:rPr>
   </w:style>
-  <w:style w:type="character" w:default="1" w:styleId="DefaultParagraphFont">
+  <w:style w:type="character" w:default="1" w:styleId="a0">
     <w:name w:val="Default Paragraph Font"/>
     <w:uiPriority w:val="1"/>
     <w:semiHidden/>
     <w:unhideWhenUsed/>
   </w:style>
-  <w:style w:type="table" w:default="1" w:styleId="TableNormal">
+  <w:style w:type="table" w:default="1" w:styleId="a1">
     <w:name w:val="Normal Table"/>
     <w:uiPriority w:val="99"/>
     <w:semiHidden/>
@@ -25041,16 +25047,16 @@
       </w:tblCellMar>
     </w:tblPr>
   </w:style>
-  <w:style w:type="numbering" w:default="1" w:styleId="NoList">
+  <w:style w:type="numbering" w:default="1" w:styleId="a2">
     <w:name w:val="No List"/>
     <w:uiPriority w:val="99"/>
     <w:semiHidden/>
     <w:unhideWhenUsed/>
   </w:style>
-  <w:style w:type="paragraph" w:styleId="Header">
+  <w:style w:type="paragraph" w:styleId="a3">
     <w:name w:val="header"/>
-    <w:basedOn w:val="Normal"/>
-    <w:link w:val="HeaderChar"/>
+    <w:basedOn w:val="a"/>
+    <w:link w:val="a4"/>
     <w:uiPriority w:val="99"/>
     <w:unhideWhenUsed/>
     <w:rsid w:val="001B6354"/>
@@ -25068,17 +25074,17 @@
       <w:lang w:val="en-US"/>
     </w:rPr>
   </w:style>
-  <w:style w:type="character" w:customStyle="1" w:styleId="HeaderChar">
-    <w:name w:val="Header Char"/>
-    <w:basedOn w:val="DefaultParagraphFont"/>
-    <w:link w:val="Header"/>
+  <w:style w:type="character" w:customStyle="1" w:styleId="a4">
+    <w:name w:val="כותרת עליונה תו"/>
+    <w:basedOn w:val="a0"/>
+    <w:link w:val="a3"/>
     <w:uiPriority w:val="99"/>
     <w:rsid w:val="001B6354"/>
   </w:style>
-  <w:style w:type="paragraph" w:styleId="Footer">
+  <w:style w:type="paragraph" w:styleId="a5">
     <w:name w:val="footer"/>
-    <w:basedOn w:val="Normal"/>
-    <w:link w:val="FooterChar"/>
+    <w:basedOn w:val="a"/>
+    <w:link w:val="a6"/>
     <w:uiPriority w:val="99"/>
     <w:unhideWhenUsed/>
     <w:rsid w:val="001B6354"/>
@@ -25096,16 +25102,16 @@
       <w:lang w:val="en-US"/>
     </w:rPr>
   </w:style>
-  <w:style w:type="character" w:customStyle="1" w:styleId="FooterChar">
-    <w:name w:val="Footer Char"/>
-    <w:basedOn w:val="DefaultParagraphFont"/>
-    <w:link w:val="Footer"/>
+  <w:style w:type="character" w:customStyle="1" w:styleId="a6">
+    <w:name w:val="כותרת תחתונה תו"/>
+    <w:basedOn w:val="a0"/>
+    <w:link w:val="a5"/>
     <w:uiPriority w:val="99"/>
     <w:rsid w:val="001B6354"/>
   </w:style>
-  <w:style w:type="paragraph" w:styleId="ListParagraph">
+  <w:style w:type="paragraph" w:styleId="a7">
     <w:name w:val="List Paragraph"/>
-    <w:basedOn w:val="Normal"/>
+    <w:basedOn w:val="a"/>
     <w:uiPriority w:val="34"/>
     <w:qFormat/>
     <w:rsid w:val="00AF76A9"/>
@@ -25122,9 +25128,9 @@
       <w:lang w:val="en-US"/>
     </w:rPr>
   </w:style>
-  <w:style w:type="table" w:styleId="TableGrid">
+  <w:style w:type="table" w:styleId="a8">
     <w:name w:val="Table Grid"/>
-    <w:basedOn w:val="TableNormal"/>
+    <w:basedOn w:val="a1"/>
     <w:uiPriority w:val="39"/>
     <w:rsid w:val="00C949D2"/>
     <w:pPr>
@@ -25141,10 +25147,10 @@
       </w:tblBorders>
     </w:tblPr>
   </w:style>
-  <w:style w:type="character" w:customStyle="1" w:styleId="Heading2Char">
-    <w:name w:val="Heading 2 Char"/>
-    <w:basedOn w:val="DefaultParagraphFont"/>
-    <w:link w:val="Heading2"/>
+  <w:style w:type="character" w:customStyle="1" w:styleId="20">
+    <w:name w:val="כותרת 2 תו"/>
+    <w:basedOn w:val="a0"/>
+    <w:link w:val="2"/>
     <w:uiPriority w:val="9"/>
     <w:rsid w:val="006D4BAF"/>
     <w:rPr>
@@ -25156,16 +25162,16 @@
   </w:style>
   <w:style w:type="paragraph" w:customStyle="1" w:styleId="p1">
     <w:name w:val="p1"/>
-    <w:basedOn w:val="Normal"/>
+    <w:basedOn w:val="a"/>
     <w:rsid w:val="00E132AC"/>
     <w:pPr>
       <w:spacing w:before="100" w:beforeAutospacing="1" w:after="100" w:afterAutospacing="1"/>
     </w:pPr>
   </w:style>
-  <w:style w:type="character" w:customStyle="1" w:styleId="Heading3Char">
-    <w:name w:val="Heading 3 Char"/>
-    <w:basedOn w:val="DefaultParagraphFont"/>
-    <w:link w:val="Heading3"/>
+  <w:style w:type="character" w:customStyle="1" w:styleId="30">
+    <w:name w:val="כותרת 3 תו"/>
+    <w:basedOn w:val="a0"/>
+    <w:link w:val="3"/>
     <w:uiPriority w:val="9"/>
     <w:rsid w:val="00E132AC"/>
     <w:rPr>
@@ -25177,7 +25183,7 @@
   </w:style>
   <w:style w:type="paragraph" w:customStyle="1" w:styleId="p2">
     <w:name w:val="p2"/>
-    <w:basedOn w:val="Normal"/>
+    <w:basedOn w:val="a"/>
     <w:rsid w:val="00E132AC"/>
     <w:pPr>
       <w:spacing w:before="100" w:beforeAutospacing="1" w:after="100" w:afterAutospacing="1"/>
@@ -25185,7 +25191,7 @@
   </w:style>
   <w:style w:type="paragraph" w:customStyle="1" w:styleId="p3">
     <w:name w:val="p3"/>
-    <w:basedOn w:val="Normal"/>
+    <w:basedOn w:val="a"/>
     <w:rsid w:val="00E132AC"/>
     <w:pPr>
       <w:spacing w:before="100" w:beforeAutospacing="1" w:after="100" w:afterAutospacing="1"/>
@@ -25193,12 +25199,12 @@
   </w:style>
   <w:style w:type="character" w:customStyle="1" w:styleId="s2">
     <w:name w:val="s2"/>
-    <w:basedOn w:val="DefaultParagraphFont"/>
+    <w:basedOn w:val="a0"/>
     <w:rsid w:val="00E132AC"/>
   </w:style>
-  <w:style w:type="table" w:styleId="GridTable1Light-Accent1">
+  <w:style w:type="table" w:styleId="1-1">
     <w:name w:val="Grid Table 1 Light Accent 1"/>
-    <w:basedOn w:val="TableNormal"/>
+    <w:basedOn w:val="a1"/>
     <w:uiPriority w:val="46"/>
     <w:rsid w:val="00D60D6A"/>
     <w:pPr>
@@ -25255,7 +25261,7 @@
   </w:style>
   <w:style w:type="character" w:customStyle="1" w:styleId="s1">
     <w:name w:val="s1"/>
-    <w:basedOn w:val="DefaultParagraphFont"/>
+    <w:basedOn w:val="a0"/>
     <w:rsid w:val="00D60D6A"/>
   </w:style>
   <w:style w:type="numbering" w:customStyle="1" w:styleId="CurrentList1">
@@ -25298,10 +25304,10 @@
       </w:numPr>
     </w:pPr>
   </w:style>
-  <w:style w:type="character" w:customStyle="1" w:styleId="Heading4Char">
-    <w:name w:val="Heading 4 Char"/>
-    <w:basedOn w:val="DefaultParagraphFont"/>
-    <w:link w:val="Heading4"/>
+  <w:style w:type="character" w:customStyle="1" w:styleId="40">
+    <w:name w:val="כותרת 4 תו"/>
+    <w:basedOn w:val="a0"/>
+    <w:link w:val="4"/>
     <w:uiPriority w:val="9"/>
     <w:semiHidden/>
     <w:rsid w:val="00762628"/>
@@ -25314,12 +25320,12 @@
   </w:style>
   <w:style w:type="character" w:customStyle="1" w:styleId="apple-converted-space">
     <w:name w:val="apple-converted-space"/>
-    <w:basedOn w:val="DefaultParagraphFont"/>
+    <w:basedOn w:val="a0"/>
     <w:rsid w:val="00762628"/>
   </w:style>
   <w:style w:type="character" w:styleId="HTMLCode">
     <w:name w:val="HTML Code"/>
-    <w:basedOn w:val="DefaultParagraphFont"/>
+    <w:basedOn w:val="a0"/>
     <w:uiPriority w:val="99"/>
     <w:semiHidden/>
     <w:unhideWhenUsed/>
@@ -25330,9 +25336,9 @@
       <w:szCs w:val="20"/>
     </w:rPr>
   </w:style>
-  <w:style w:type="character" w:styleId="Strong">
+  <w:style w:type="character" w:styleId="a9">
     <w:name w:val="Strong"/>
-    <w:basedOn w:val="DefaultParagraphFont"/>
+    <w:basedOn w:val="a0"/>
     <w:uiPriority w:val="22"/>
     <w:qFormat/>
     <w:rsid w:val="004E30C7"/>
@@ -25341,10 +25347,10 @@
       <w:bCs/>
     </w:rPr>
   </w:style>
-  <w:style w:type="paragraph" w:styleId="HTMLPreformatted">
+  <w:style w:type="paragraph" w:styleId="HTML">
     <w:name w:val="HTML Preformatted"/>
-    <w:basedOn w:val="Normal"/>
-    <w:link w:val="HTMLPreformattedChar"/>
+    <w:basedOn w:val="a"/>
+    <w:link w:val="HTML0"/>
     <w:uiPriority w:val="99"/>
     <w:unhideWhenUsed/>
     <w:rsid w:val="0054095E"/>
@@ -25374,52 +25380,52 @@
       <w:szCs w:val="20"/>
     </w:rPr>
   </w:style>
-  <w:style w:type="character" w:customStyle="1" w:styleId="HTMLPreformattedChar">
-    <w:name w:val="HTML Preformatted Char"/>
-    <w:basedOn w:val="DefaultParagraphFont"/>
-    <w:link w:val="HTMLPreformatted"/>
+  <w:style w:type="character" w:customStyle="1" w:styleId="HTML0">
+    <w:name w:val="HTML מעוצב מראש תו"/>
+    <w:basedOn w:val="a0"/>
+    <w:link w:val="HTML"/>
     <w:uiPriority w:val="99"/>
     <w:rsid w:val="0054095E"/>
     <w:rPr>
       <w:rFonts w:ascii="Courier New" w:eastAsia="Times New Roman" w:hAnsi="Courier New" w:cs="Courier New"/>
       <w:sz w:val="20"/>
       <w:szCs w:val="20"/>
-      <w:lang w:val="en-IL"/>
+      <w:lang/>
     </w:rPr>
   </w:style>
   <w:style w:type="character" w:customStyle="1" w:styleId="hljs-keyword">
     <w:name w:val="hljs-keyword"/>
-    <w:basedOn w:val="DefaultParagraphFont"/>
+    <w:basedOn w:val="a0"/>
     <w:rsid w:val="0054095E"/>
   </w:style>
   <w:style w:type="character" w:customStyle="1" w:styleId="hljs-title">
     <w:name w:val="hljs-title"/>
-    <w:basedOn w:val="DefaultParagraphFont"/>
+    <w:basedOn w:val="a0"/>
     <w:rsid w:val="0054095E"/>
   </w:style>
   <w:style w:type="character" w:customStyle="1" w:styleId="hljs-params">
     <w:name w:val="hljs-params"/>
-    <w:basedOn w:val="DefaultParagraphFont"/>
+    <w:basedOn w:val="a0"/>
     <w:rsid w:val="0054095E"/>
   </w:style>
   <w:style w:type="character" w:customStyle="1" w:styleId="hljs-type">
     <w:name w:val="hljs-type"/>
-    <w:basedOn w:val="DefaultParagraphFont"/>
+    <w:basedOn w:val="a0"/>
     <w:rsid w:val="0054095E"/>
   </w:style>
   <w:style w:type="character" w:customStyle="1" w:styleId="hljs-builtin">
     <w:name w:val="hljs-built_in"/>
-    <w:basedOn w:val="DefaultParagraphFont"/>
+    <w:basedOn w:val="a0"/>
     <w:rsid w:val="0054095E"/>
   </w:style>
   <w:style w:type="character" w:customStyle="1" w:styleId="hljs-number">
     <w:name w:val="hljs-number"/>
-    <w:basedOn w:val="DefaultParagraphFont"/>
+    <w:basedOn w:val="a0"/>
     <w:rsid w:val="0054095E"/>
   </w:style>
-  <w:style w:type="table" w:styleId="PlainTable4">
+  <w:style w:type="table" w:styleId="41">
     <w:name w:val="Plain Table 4"/>
-    <w:basedOn w:val="TableNormal"/>
+    <w:basedOn w:val="a1"/>
     <w:uiPriority w:val="44"/>
     <w:rsid w:val="00145C61"/>
     <w:pPr>

--- a/project-doc.docx
+++ b/project-doc.docx
@@ -371,7 +371,7 @@
           <w:r>
             <w:fldChar w:fldCharType="separate"/>
           </w:r>
-          <w:hyperlink w:anchor="_Toc195956138" w:history="1">
+          <w:hyperlink w:anchor="_Toc195958916" w:history="1">
             <w:r>
               <w:rPr>
                 <w:rStyle w:val="Hyperlink"/>
@@ -425,7 +425,7 @@
                 <w:noProof/>
                 <w:webHidden/>
               </w:rPr>
-              <w:instrText>Toc195956138 \h</w:instrText>
+              <w:instrText>Toc195958916 \h</w:instrText>
             </w:r>
             <w:r>
               <w:rPr>
@@ -485,7 +485,7 @@
               <w14:ligatures w14:val="standardContextual"/>
             </w:rPr>
           </w:pPr>
-          <w:hyperlink w:anchor="_Toc195956139" w:history="1">
+          <w:hyperlink w:anchor="_Toc195958917" w:history="1">
             <w:r>
               <w:rPr>
                 <w:rStyle w:val="Hyperlink"/>
@@ -557,7 +557,7 @@
                 <w:noProof/>
                 <w:webHidden/>
               </w:rPr>
-              <w:instrText>Toc195956139 \h</w:instrText>
+              <w:instrText>Toc195958917 \h</w:instrText>
             </w:r>
             <w:r>
               <w:rPr>
@@ -618,7 +618,7 @@
               <w14:ligatures w14:val="standardContextual"/>
             </w:rPr>
           </w:pPr>
-          <w:hyperlink w:anchor="_Toc195956140" w:history="1">
+          <w:hyperlink w:anchor="_Toc195958918" w:history="1">
             <w:r>
               <w:rPr>
                 <w:rStyle w:val="Hyperlink"/>
@@ -690,7 +690,7 @@
                 <w:noProof/>
                 <w:webHidden/>
               </w:rPr>
-              <w:instrText>Toc195956140 \h</w:instrText>
+              <w:instrText>Toc195958918 \h</w:instrText>
             </w:r>
             <w:r>
               <w:rPr>
@@ -751,7 +751,7 @@
               <w14:ligatures w14:val="standardContextual"/>
             </w:rPr>
           </w:pPr>
-          <w:hyperlink w:anchor="_Toc195956141" w:history="1">
+          <w:hyperlink w:anchor="_Toc195958919" w:history="1">
             <w:r>
               <w:rPr>
                 <w:rStyle w:val="Hyperlink"/>
@@ -859,7 +859,7 @@
                 <w:noProof/>
                 <w:webHidden/>
               </w:rPr>
-              <w:instrText>Toc195956141 \h</w:instrText>
+              <w:instrText>Toc195958919 \h</w:instrText>
             </w:r>
             <w:r>
               <w:rPr>
@@ -920,7 +920,7 @@
               <w14:ligatures w14:val="standardContextual"/>
             </w:rPr>
           </w:pPr>
-          <w:hyperlink w:anchor="_Toc195956142" w:history="1">
+          <w:hyperlink w:anchor="_Toc195958920" w:history="1">
             <w:r>
               <w:rPr>
                 <w:rStyle w:val="Hyperlink"/>
@@ -992,7 +992,7 @@
                 <w:noProof/>
                 <w:webHidden/>
               </w:rPr>
-              <w:instrText>Toc195956142 \h</w:instrText>
+              <w:instrText>Toc195958920 \h</w:instrText>
             </w:r>
             <w:r>
               <w:rPr>
@@ -1053,7 +1053,7 @@
               <w14:ligatures w14:val="standardContextual"/>
             </w:rPr>
           </w:pPr>
-          <w:hyperlink w:anchor="_Toc195956143" w:history="1">
+          <w:hyperlink w:anchor="_Toc195958921" w:history="1">
             <w:r>
               <w:rPr>
                 <w:rStyle w:val="Hyperlink"/>
@@ -1143,7 +1143,7 @@
                 <w:noProof/>
                 <w:webHidden/>
               </w:rPr>
-              <w:instrText>Toc195956143 \h</w:instrText>
+              <w:instrText>Toc195958921 \h</w:instrText>
             </w:r>
             <w:r>
               <w:rPr>
@@ -1203,7 +1203,7 @@
               <w14:ligatures w14:val="standardContextual"/>
             </w:rPr>
           </w:pPr>
-          <w:hyperlink w:anchor="_Toc195956144" w:history="1">
+          <w:hyperlink w:anchor="_Toc195958922" w:history="1">
             <w:r>
               <w:rPr>
                 <w:rStyle w:val="Hyperlink"/>
@@ -1275,7 +1275,7 @@
                 <w:noProof/>
                 <w:webHidden/>
               </w:rPr>
-              <w:instrText>Toc195956144 \h</w:instrText>
+              <w:instrText>Toc195958922 \h</w:instrText>
             </w:r>
             <w:r>
               <w:rPr>
@@ -1336,7 +1336,7 @@
               <w14:ligatures w14:val="standardContextual"/>
             </w:rPr>
           </w:pPr>
-          <w:hyperlink w:anchor="_Toc195956145" w:history="1">
+          <w:hyperlink w:anchor="_Toc195958923" w:history="1">
             <w:r>
               <w:rPr>
                 <w:rStyle w:val="Hyperlink"/>
@@ -1426,7 +1426,7 @@
                 <w:noProof/>
                 <w:webHidden/>
               </w:rPr>
-              <w:instrText>Toc195956145 \h</w:instrText>
+              <w:instrText>Toc195958923 \h</w:instrText>
             </w:r>
             <w:r>
               <w:rPr>
@@ -1487,7 +1487,7 @@
               <w14:ligatures w14:val="standardContextual"/>
             </w:rPr>
           </w:pPr>
-          <w:hyperlink w:anchor="_Toc195956146" w:history="1">
+          <w:hyperlink w:anchor="_Toc195958924" w:history="1">
             <w:r>
               <w:rPr>
                 <w:rStyle w:val="Hyperlink"/>
@@ -1649,7 +1649,7 @@
                 <w:noProof/>
                 <w:webHidden/>
               </w:rPr>
-              <w:instrText>Toc195956146 \h</w:instrText>
+              <w:instrText>Toc195958924 \h</w:instrText>
             </w:r>
             <w:r>
               <w:rPr>
@@ -1709,7 +1709,7 @@
               <w14:ligatures w14:val="standardContextual"/>
             </w:rPr>
           </w:pPr>
-          <w:hyperlink w:anchor="_Toc195956147" w:history="1">
+          <w:hyperlink w:anchor="_Toc195958925" w:history="1">
             <w:r>
               <w:rPr>
                 <w:rStyle w:val="Hyperlink"/>
@@ -1781,7 +1781,7 @@
                 <w:noProof/>
                 <w:webHidden/>
               </w:rPr>
-              <w:instrText>Toc195956147 \h</w:instrText>
+              <w:instrText>Toc195958925 \h</w:instrText>
             </w:r>
             <w:r>
               <w:rPr>
@@ -1842,7 +1842,7 @@
               <w14:ligatures w14:val="standardContextual"/>
             </w:rPr>
           </w:pPr>
-          <w:hyperlink w:anchor="_Toc195956148" w:history="1">
+          <w:hyperlink w:anchor="_Toc195958926" w:history="1">
             <w:r>
               <w:rPr>
                 <w:rStyle w:val="Hyperlink"/>
@@ -1950,7 +1950,7 @@
                 <w:noProof/>
                 <w:webHidden/>
               </w:rPr>
-              <w:instrText>Toc195956148 \h</w:instrText>
+              <w:instrText>Toc195958926 \h</w:instrText>
             </w:r>
             <w:r>
               <w:rPr>
@@ -2011,7 +2011,7 @@
               <w14:ligatures w14:val="standardContextual"/>
             </w:rPr>
           </w:pPr>
-          <w:hyperlink w:anchor="_Toc195956149" w:history="1">
+          <w:hyperlink w:anchor="_Toc195958927" w:history="1">
             <w:r>
               <w:rPr>
                 <w:rStyle w:val="Hyperlink"/>
@@ -2137,7 +2137,7 @@
                 <w:noProof/>
                 <w:webHidden/>
               </w:rPr>
-              <w:instrText>Toc195956149 \h</w:instrText>
+              <w:instrText>Toc195958927 \h</w:instrText>
             </w:r>
             <w:r>
               <w:rPr>
@@ -2198,7 +2198,7 @@
               <w14:ligatures w14:val="standardContextual"/>
             </w:rPr>
           </w:pPr>
-          <w:hyperlink w:anchor="_Toc195956150" w:history="1">
+          <w:hyperlink w:anchor="_Toc195958928" w:history="1">
             <w:r>
               <w:rPr>
                 <w:rStyle w:val="Hyperlink"/>
@@ -2288,7 +2288,7 @@
                 <w:noProof/>
                 <w:webHidden/>
               </w:rPr>
-              <w:instrText>Toc195956150 \h</w:instrText>
+              <w:instrText>Toc195958928 \h</w:instrText>
             </w:r>
             <w:r>
               <w:rPr>
@@ -2347,7 +2347,7 @@
               <w14:ligatures w14:val="standardContextual"/>
             </w:rPr>
           </w:pPr>
-          <w:hyperlink w:anchor="_Toc195956151" w:history="1">
+          <w:hyperlink w:anchor="_Toc195958929" w:history="1">
             <w:r>
               <w:rPr>
                 <w:rStyle w:val="Hyperlink"/>
@@ -2437,7 +2437,7 @@
                 <w:noProof/>
                 <w:webHidden/>
               </w:rPr>
-              <w:instrText>Toc195956151 \h</w:instrText>
+              <w:instrText>Toc195958929 \h</w:instrText>
             </w:r>
             <w:r>
               <w:rPr>
@@ -2497,7 +2497,7 @@
               <w14:ligatures w14:val="standardContextual"/>
             </w:rPr>
           </w:pPr>
-          <w:hyperlink w:anchor="_Toc195956152" w:history="1">
+          <w:hyperlink w:anchor="_Toc195958930" w:history="1">
             <w:r>
               <w:rPr>
                 <w:rStyle w:val="Hyperlink"/>
@@ -2587,7 +2587,7 @@
                 <w:noProof/>
                 <w:webHidden/>
               </w:rPr>
-              <w:instrText>Toc195956152 \h</w:instrText>
+              <w:instrText>Toc195958930 \h</w:instrText>
             </w:r>
             <w:r>
               <w:rPr>
@@ -2647,7 +2647,7 @@
               <w14:ligatures w14:val="standardContextual"/>
             </w:rPr>
           </w:pPr>
-          <w:hyperlink w:anchor="_Toc195956153" w:history="1">
+          <w:hyperlink w:anchor="_Toc195958931" w:history="1">
             <w:r>
               <w:rPr>
                 <w:rStyle w:val="Hyperlink"/>
@@ -2719,7 +2719,7 @@
                 <w:noProof/>
                 <w:webHidden/>
               </w:rPr>
-              <w:instrText>Toc195956153 \h</w:instrText>
+              <w:instrText>Toc195958931 \h</w:instrText>
             </w:r>
             <w:r>
               <w:rPr>
@@ -2779,7 +2779,7 @@
               <w14:ligatures w14:val="standardContextual"/>
             </w:rPr>
           </w:pPr>
-          <w:hyperlink w:anchor="_Toc195956154" w:history="1">
+          <w:hyperlink w:anchor="_Toc195958932" w:history="1">
             <w:r>
               <w:rPr>
                 <w:rStyle w:val="Hyperlink"/>
@@ -2851,7 +2851,7 @@
                 <w:noProof/>
                 <w:webHidden/>
               </w:rPr>
-              <w:instrText>Toc195956154 \h</w:instrText>
+              <w:instrText>Toc195958932 \h</w:instrText>
             </w:r>
             <w:r>
               <w:rPr>
@@ -2911,7 +2911,7 @@
               <w14:ligatures w14:val="standardContextual"/>
             </w:rPr>
           </w:pPr>
-          <w:hyperlink w:anchor="_Toc195956155" w:history="1">
+          <w:hyperlink w:anchor="_Toc195958933" w:history="1">
             <w:r>
               <w:rPr>
                 <w:rStyle w:val="Hyperlink"/>
@@ -3019,7 +3019,7 @@
                 <w:noProof/>
                 <w:webHidden/>
               </w:rPr>
-              <w:instrText>Toc195956155 \h</w:instrText>
+              <w:instrText>Toc195958933 \h</w:instrText>
             </w:r>
             <w:r>
               <w:rPr>
@@ -3078,7 +3078,7 @@
               <w14:ligatures w14:val="standardContextual"/>
             </w:rPr>
           </w:pPr>
-          <w:hyperlink w:anchor="_Toc195956156" w:history="1">
+          <w:hyperlink w:anchor="_Toc195958934" w:history="1">
             <w:r>
               <w:rPr>
                 <w:rStyle w:val="Hyperlink"/>
@@ -3186,7 +3186,7 @@
                 <w:noProof/>
                 <w:webHidden/>
               </w:rPr>
-              <w:instrText>Toc195956156 \h</w:instrText>
+              <w:instrText>Toc195958934 \h</w:instrText>
             </w:r>
             <w:r>
               <w:rPr>
@@ -3246,7 +3246,7 @@
               <w14:ligatures w14:val="standardContextual"/>
             </w:rPr>
           </w:pPr>
-          <w:hyperlink w:anchor="_Toc195956157" w:history="1">
+          <w:hyperlink w:anchor="_Toc195958935" w:history="1">
             <w:r>
               <w:rPr>
                 <w:rStyle w:val="Hyperlink"/>
@@ -3336,7 +3336,7 @@
                 <w:noProof/>
                 <w:webHidden/>
               </w:rPr>
-              <w:instrText>Toc195956157 \h</w:instrText>
+              <w:instrText>Toc195958935 \h</w:instrText>
             </w:r>
             <w:r>
               <w:rPr>
@@ -3396,7 +3396,7 @@
               <w14:ligatures w14:val="standardContextual"/>
             </w:rPr>
           </w:pPr>
-          <w:hyperlink w:anchor="_Toc195956158" w:history="1">
+          <w:hyperlink w:anchor="_Toc195958936" w:history="1">
             <w:r>
               <w:rPr>
                 <w:rStyle w:val="Hyperlink"/>
@@ -3468,7 +3468,7 @@
                 <w:noProof/>
                 <w:webHidden/>
               </w:rPr>
-              <w:instrText>Toc195956158 \h</w:instrText>
+              <w:instrText>Toc195958936 \h</w:instrText>
             </w:r>
             <w:r>
               <w:rPr>
@@ -3528,192 +3528,138 @@
               <w14:ligatures w14:val="standardContextual"/>
             </w:rPr>
           </w:pPr>
-          <w:r>
-            <w:rPr>
-              <w:rStyle w:val="Hyperlink"/>
-              <w:noProof/>
-            </w:rPr>
-            <w:fldChar w:fldCharType="begin"/>
-          </w:r>
-          <w:r>
-            <w:rPr>
-              <w:rStyle w:val="Hyperlink"/>
-              <w:noProof/>
-              <w:rtl/>
-            </w:rPr>
-            <w:instrText xml:space="preserve"> </w:instrText>
-          </w:r>
-          <w:r>
-            <w:rPr>
-              <w:noProof/>
-            </w:rPr>
-            <w:instrText>HYPERLINK \l "_Toc195956159</w:instrText>
-          </w:r>
-          <w:r>
-            <w:rPr>
-              <w:noProof/>
-              <w:rtl/>
-            </w:rPr>
-            <w:instrText>"</w:instrText>
-          </w:r>
-          <w:r>
-            <w:rPr>
-              <w:rStyle w:val="Hyperlink"/>
-              <w:noProof/>
-              <w:rtl/>
-            </w:rPr>
-            <w:instrText xml:space="preserve"> </w:instrText>
-          </w:r>
-          <w:r>
-            <w:rPr>
-              <w:rStyle w:val="Hyperlink"/>
-              <w:noProof/>
-            </w:rPr>
-          </w:r>
-          <w:r>
-            <w:rPr>
-              <w:rStyle w:val="Hyperlink"/>
-              <w:noProof/>
-            </w:rPr>
-            <w:fldChar w:fldCharType="separate"/>
-          </w:r>
-          <w:r>
-            <w:rPr>
-              <w:rStyle w:val="Hyperlink"/>
-              <w:rFonts w:asciiTheme="minorBidi" w:hAnsiTheme="minorBidi" w:hint="eastAsia"/>
-              <w:noProof/>
-              <w:rtl/>
-            </w:rPr>
-            <w:t>תיאור</w:t>
-          </w:r>
-          <w:r>
-            <w:rPr>
-              <w:rStyle w:val="Hyperlink"/>
-              <w:rFonts w:asciiTheme="minorBidi" w:hAnsiTheme="minorBidi"/>
-              <w:noProof/>
-              <w:rtl/>
-            </w:rPr>
-            <w:t xml:space="preserve"> </w:t>
-          </w:r>
-          <w:r>
-            <w:rPr>
-              <w:rStyle w:val="Hyperlink"/>
-              <w:rFonts w:asciiTheme="minorBidi" w:hAnsiTheme="minorBidi" w:hint="eastAsia"/>
-              <w:noProof/>
-              <w:rtl/>
-            </w:rPr>
-            <w:t>מחלקות</w:t>
-          </w:r>
-          <w:r>
-            <w:rPr>
-              <w:rStyle w:val="Hyperlink"/>
-              <w:rFonts w:asciiTheme="minorBidi" w:hAnsiTheme="minorBidi"/>
-              <w:noProof/>
-              <w:rtl/>
-            </w:rPr>
-            <w:t xml:space="preserve"> </w:t>
-          </w:r>
-          <w:r>
-            <w:rPr>
-              <w:rStyle w:val="Hyperlink"/>
-              <w:rFonts w:asciiTheme="minorBidi" w:hAnsiTheme="minorBidi" w:hint="eastAsia"/>
-              <w:noProof/>
-              <w:rtl/>
-            </w:rPr>
-            <w:t>הפרויקט</w:t>
-          </w:r>
-          <w:r>
-            <w:rPr>
-              <w:noProof/>
-              <w:webHidden/>
-              <w:rtl/>
-            </w:rPr>
-            <w:tab/>
-          </w:r>
-          <w:r>
-            <w:rPr>
-              <w:noProof/>
-              <w:webHidden/>
-              <w:rtl/>
-            </w:rPr>
-            <w:fldChar w:fldCharType="begin"/>
-          </w:r>
-          <w:r>
-            <w:rPr>
-              <w:noProof/>
-              <w:webHidden/>
-              <w:rtl/>
-            </w:rPr>
-            <w:instrText xml:space="preserve"> </w:instrText>
-          </w:r>
-          <w:r>
-            <w:rPr>
-              <w:noProof/>
-              <w:webHidden/>
-            </w:rPr>
-            <w:instrText>PAGEREF</w:instrText>
-          </w:r>
-          <w:r>
-            <w:rPr>
-              <w:noProof/>
-              <w:webHidden/>
-              <w:rtl/>
-            </w:rPr>
-            <w:instrText xml:space="preserve"> _</w:instrText>
-          </w:r>
-          <w:r>
-            <w:rPr>
-              <w:noProof/>
-              <w:webHidden/>
-            </w:rPr>
-            <w:instrText>Toc195956159 \h</w:instrText>
-          </w:r>
-          <w:r>
-            <w:rPr>
-              <w:noProof/>
-              <w:webHidden/>
-              <w:rtl/>
-            </w:rPr>
-            <w:instrText xml:space="preserve"> </w:instrText>
-          </w:r>
-          <w:r>
-            <w:rPr>
-              <w:noProof/>
-              <w:webHidden/>
-              <w:rtl/>
-            </w:rPr>
-          </w:r>
-          <w:r>
-            <w:rPr>
-              <w:noProof/>
-              <w:webHidden/>
-              <w:rtl/>
-            </w:rPr>
-            <w:fldChar w:fldCharType="separate"/>
-          </w:r>
-          <w:r>
-            <w:rPr>
-              <w:noProof/>
-              <w:webHidden/>
-              <w:rtl/>
-            </w:rPr>
-            <w:t>15</w:t>
-          </w:r>
-          <w:r>
-            <w:rPr>
-              <w:noProof/>
-              <w:webHidden/>
-              <w:rtl/>
-            </w:rPr>
-            <w:fldChar w:fldCharType="end"/>
-          </w:r>
-          <w:r>
-            <w:rPr>
-              <w:rStyle w:val="Hyperlink"/>
-              <w:noProof/>
-            </w:rPr>
-            <w:fldChar w:fldCharType="end"/>
-          </w:r>
+          <w:hyperlink w:anchor="_Toc195958937" w:history="1">
+            <w:r>
+              <w:rPr>
+                <w:rStyle w:val="Hyperlink"/>
+                <w:rFonts w:asciiTheme="minorBidi" w:hAnsiTheme="minorBidi" w:hint="eastAsia"/>
+                <w:noProof/>
+                <w:rtl/>
+              </w:rPr>
+              <w:t>תיאור</w:t>
+            </w:r>
+            <w:r>
+              <w:rPr>
+                <w:rStyle w:val="Hyperlink"/>
+                <w:rFonts w:asciiTheme="minorBidi" w:hAnsiTheme="minorBidi"/>
+                <w:noProof/>
+                <w:rtl/>
+              </w:rPr>
+              <w:t xml:space="preserve"> </w:t>
+            </w:r>
+            <w:r>
+              <w:rPr>
+                <w:rStyle w:val="Hyperlink"/>
+                <w:rFonts w:asciiTheme="minorBidi" w:hAnsiTheme="minorBidi" w:hint="eastAsia"/>
+                <w:noProof/>
+                <w:rtl/>
+              </w:rPr>
+              <w:t>מחלקות</w:t>
+            </w:r>
+            <w:r>
+              <w:rPr>
+                <w:rStyle w:val="Hyperlink"/>
+                <w:rFonts w:asciiTheme="minorBidi" w:hAnsiTheme="minorBidi"/>
+                <w:noProof/>
+                <w:rtl/>
+              </w:rPr>
+              <w:t xml:space="preserve"> </w:t>
+            </w:r>
+            <w:r>
+              <w:rPr>
+                <w:rStyle w:val="Hyperlink"/>
+                <w:rFonts w:asciiTheme="minorBidi" w:hAnsiTheme="minorBidi" w:hint="eastAsia"/>
+                <w:noProof/>
+                <w:rtl/>
+              </w:rPr>
+              <w:t>הפרויקט</w:t>
+            </w:r>
+            <w:r>
+              <w:rPr>
+                <w:noProof/>
+                <w:webHidden/>
+                <w:rtl/>
+              </w:rPr>
+              <w:tab/>
+            </w:r>
+            <w:r>
+              <w:rPr>
+                <w:noProof/>
+                <w:webHidden/>
+                <w:rtl/>
+              </w:rPr>
+              <w:fldChar w:fldCharType="begin"/>
+            </w:r>
+            <w:r>
+              <w:rPr>
+                <w:noProof/>
+                <w:webHidden/>
+                <w:rtl/>
+              </w:rPr>
+              <w:instrText xml:space="preserve"> </w:instrText>
+            </w:r>
+            <w:r>
+              <w:rPr>
+                <w:noProof/>
+                <w:webHidden/>
+              </w:rPr>
+              <w:instrText>PAGEREF</w:instrText>
+            </w:r>
+            <w:r>
+              <w:rPr>
+                <w:noProof/>
+                <w:webHidden/>
+                <w:rtl/>
+              </w:rPr>
+              <w:instrText xml:space="preserve"> _</w:instrText>
+            </w:r>
+            <w:r>
+              <w:rPr>
+                <w:noProof/>
+                <w:webHidden/>
+              </w:rPr>
+              <w:instrText>Toc195958937 \h</w:instrText>
+            </w:r>
+            <w:r>
+              <w:rPr>
+                <w:noProof/>
+                <w:webHidden/>
+                <w:rtl/>
+              </w:rPr>
+              <w:instrText xml:space="preserve"> </w:instrText>
+            </w:r>
+            <w:r>
+              <w:rPr>
+                <w:noProof/>
+                <w:webHidden/>
+                <w:rtl/>
+              </w:rPr>
+            </w:r>
+            <w:r>
+              <w:rPr>
+                <w:noProof/>
+                <w:webHidden/>
+                <w:rtl/>
+              </w:rPr>
+              <w:fldChar w:fldCharType="separate"/>
+            </w:r>
+            <w:r>
+              <w:rPr>
+                <w:noProof/>
+                <w:webHidden/>
+                <w:rtl/>
+              </w:rPr>
+              <w:t>15</w:t>
+            </w:r>
+            <w:r>
+              <w:rPr>
+                <w:noProof/>
+                <w:webHidden/>
+                <w:rtl/>
+              </w:rPr>
+              <w:fldChar w:fldCharType="end"/>
+            </w:r>
+          </w:hyperlink>
         </w:p>
         <w:p>
           <w:pPr>
@@ -3731,7 +3677,7 @@
               <w14:ligatures w14:val="standardContextual"/>
             </w:rPr>
           </w:pPr>
-          <w:hyperlink w:anchor="_Toc195956160" w:history="1">
+          <w:hyperlink w:anchor="_Toc195958938" w:history="1">
             <w:r>
               <w:rPr>
                 <w:rStyle w:val="Hyperlink"/>
@@ -3803,7 +3749,7 @@
                 <w:noProof/>
                 <w:webHidden/>
               </w:rPr>
-              <w:instrText>Toc195956160 \h</w:instrText>
+              <w:instrText>Toc195958938 \h</w:instrText>
             </w:r>
             <w:r>
               <w:rPr>
@@ -3863,7 +3809,7 @@
               <w14:ligatures w14:val="standardContextual"/>
             </w:rPr>
           </w:pPr>
-          <w:hyperlink w:anchor="_Toc195956161" w:history="1">
+          <w:hyperlink w:anchor="_Toc195958939" w:history="1">
             <w:r>
               <w:rPr>
                 <w:rStyle w:val="Hyperlink"/>
@@ -3935,7 +3881,7 @@
                 <w:noProof/>
                 <w:webHidden/>
               </w:rPr>
-              <w:instrText>Toc195956161 \h</w:instrText>
+              <w:instrText>Toc195958939 \h</w:instrText>
             </w:r>
             <w:r>
               <w:rPr>
@@ -3995,7 +3941,7 @@
               <w14:ligatures w14:val="standardContextual"/>
             </w:rPr>
           </w:pPr>
-          <w:hyperlink w:anchor="_Toc195956162" w:history="1">
+          <w:hyperlink w:anchor="_Toc195958940" w:history="1">
             <w:r>
               <w:rPr>
                 <w:rStyle w:val="Hyperlink"/>
@@ -4067,7 +4013,7 @@
                 <w:noProof/>
                 <w:webHidden/>
               </w:rPr>
-              <w:instrText>Toc195956162 \h</w:instrText>
+              <w:instrText>Toc195958940 \h</w:instrText>
             </w:r>
             <w:r>
               <w:rPr>
@@ -4126,7 +4072,7 @@
               <w14:ligatures w14:val="standardContextual"/>
             </w:rPr>
           </w:pPr>
-          <w:hyperlink w:anchor="_Toc195956163" w:history="1">
+          <w:hyperlink w:anchor="_Toc195958941" w:history="1">
             <w:r>
               <w:rPr>
                 <w:rStyle w:val="Hyperlink"/>
@@ -4198,7 +4144,7 @@
                 <w:noProof/>
                 <w:webHidden/>
               </w:rPr>
-              <w:instrText>Toc195956163 \h</w:instrText>
+              <w:instrText>Toc195958941 \h</w:instrText>
             </w:r>
             <w:r>
               <w:rPr>
@@ -4229,7 +4175,7 @@
                 <w:webHidden/>
                 <w:rtl/>
               </w:rPr>
-              <w:t>58</w:t>
+              <w:t>59</w:t>
             </w:r>
             <w:r>
               <w:rPr>
@@ -4258,7 +4204,7 @@
               <w14:ligatures w14:val="standardContextual"/>
             </w:rPr>
           </w:pPr>
-          <w:hyperlink w:anchor="_Toc195956164" w:history="1">
+          <w:hyperlink w:anchor="_Toc195958942" w:history="1">
             <w:r>
               <w:rPr>
                 <w:rStyle w:val="Hyperlink"/>
@@ -4366,7 +4312,7 @@
                 <w:noProof/>
                 <w:webHidden/>
               </w:rPr>
-              <w:instrText>Toc195956164 \h</w:instrText>
+              <w:instrText>Toc195958942 \h</w:instrText>
             </w:r>
             <w:r>
               <w:rPr>
@@ -4397,7 +4343,7 @@
                 <w:webHidden/>
                 <w:rtl/>
               </w:rPr>
-              <w:t>58</w:t>
+              <w:t>59</w:t>
             </w:r>
             <w:r>
               <w:rPr>
@@ -4426,7 +4372,7 @@
               <w14:ligatures w14:val="standardContextual"/>
             </w:rPr>
           </w:pPr>
-          <w:hyperlink w:anchor="_Toc195956165" w:history="1">
+          <w:hyperlink w:anchor="_Toc195958943" w:history="1">
             <w:r>
               <w:rPr>
                 <w:rStyle w:val="Hyperlink"/>
@@ -4498,7 +4444,7 @@
                 <w:noProof/>
                 <w:webHidden/>
               </w:rPr>
-              <w:instrText>Toc195956165 \h</w:instrText>
+              <w:instrText>Toc195958943 \h</w:instrText>
             </w:r>
             <w:r>
               <w:rPr>
@@ -4529,7 +4475,7 @@
                 <w:webHidden/>
                 <w:rtl/>
               </w:rPr>
-              <w:t>58</w:t>
+              <w:t>59</w:t>
             </w:r>
             <w:r>
               <w:rPr>
@@ -4558,7 +4504,7 @@
               <w14:ligatures w14:val="standardContextual"/>
             </w:rPr>
           </w:pPr>
-          <w:hyperlink w:anchor="_Toc195956166" w:history="1">
+          <w:hyperlink w:anchor="_Toc195958944" w:history="1">
             <w:r>
               <w:rPr>
                 <w:rStyle w:val="Hyperlink"/>
@@ -4630,7 +4576,7 @@
                 <w:noProof/>
                 <w:webHidden/>
               </w:rPr>
-              <w:instrText>Toc195956166 \h</w:instrText>
+              <w:instrText>Toc195958944 \h</w:instrText>
             </w:r>
             <w:r>
               <w:rPr>
@@ -4661,7 +4607,7 @@
                 <w:webHidden/>
                 <w:rtl/>
               </w:rPr>
-              <w:t>58</w:t>
+              <w:t>59</w:t>
             </w:r>
             <w:r>
               <w:rPr>
@@ -4689,7 +4635,7 @@
               <w14:ligatures w14:val="standardContextual"/>
             </w:rPr>
           </w:pPr>
-          <w:hyperlink w:anchor="_Toc195956167" w:history="1">
+          <w:hyperlink w:anchor="_Toc195958945" w:history="1">
             <w:r>
               <w:rPr>
                 <w:rStyle w:val="Hyperlink"/>
@@ -4743,7 +4689,7 @@
                 <w:noProof/>
                 <w:webHidden/>
               </w:rPr>
-              <w:instrText>Toc195956167 \h</w:instrText>
+              <w:instrText>Toc195958945 \h</w:instrText>
             </w:r>
             <w:r>
               <w:rPr>
@@ -4774,7 +4720,7 @@
                 <w:webHidden/>
                 <w:rtl/>
               </w:rPr>
-              <w:t>59</w:t>
+              <w:t>60</w:t>
             </w:r>
             <w:r>
               <w:rPr>
@@ -4802,7 +4748,7 @@
               <w14:ligatures w14:val="standardContextual"/>
             </w:rPr>
           </w:pPr>
-          <w:hyperlink w:anchor="_Toc195956168" w:history="1">
+          <w:hyperlink w:anchor="_Toc195958946" w:history="1">
             <w:r>
               <w:rPr>
                 <w:rStyle w:val="Hyperlink"/>
@@ -4856,7 +4802,7 @@
                 <w:noProof/>
                 <w:webHidden/>
               </w:rPr>
-              <w:instrText>Toc195956168 \h</w:instrText>
+              <w:instrText>Toc195958946 \h</w:instrText>
             </w:r>
             <w:r>
               <w:rPr>
@@ -4887,7 +4833,7 @@
                 <w:webHidden/>
                 <w:rtl/>
               </w:rPr>
-              <w:t>60</w:t>
+              <w:t>61</w:t>
             </w:r>
             <w:r>
               <w:rPr>
@@ -4915,7 +4861,7 @@
               <w14:ligatures w14:val="standardContextual"/>
             </w:rPr>
           </w:pPr>
-          <w:hyperlink w:anchor="_Toc195956169" w:history="1">
+          <w:hyperlink w:anchor="_Toc195958947" w:history="1">
             <w:r>
               <w:rPr>
                 <w:rStyle w:val="Hyperlink"/>
@@ -4969,7 +4915,7 @@
                 <w:noProof/>
                 <w:webHidden/>
               </w:rPr>
-              <w:instrText>Toc195956169 \h</w:instrText>
+              <w:instrText>Toc195958947 \h</w:instrText>
             </w:r>
             <w:r>
               <w:rPr>
@@ -5000,7 +4946,7 @@
                 <w:webHidden/>
                 <w:rtl/>
               </w:rPr>
-              <w:t>61</w:t>
+              <w:t>62</w:t>
             </w:r>
             <w:r>
               <w:rPr>
@@ -5029,7 +4975,7 @@
               <w14:ligatures w14:val="standardContextual"/>
             </w:rPr>
           </w:pPr>
-          <w:hyperlink w:anchor="_Toc195956170" w:history="1">
+          <w:hyperlink w:anchor="_Toc195958948" w:history="1">
             <w:r>
               <w:rPr>
                 <w:rStyle w:val="Hyperlink"/>
@@ -5132,7 +5078,7 @@
                 <w:noProof/>
                 <w:webHidden/>
               </w:rPr>
-              <w:instrText>Toc195956170 \h</w:instrText>
+              <w:instrText>Toc195958948 \h</w:instrText>
             </w:r>
             <w:r>
               <w:rPr>
@@ -5163,7 +5109,7 @@
                 <w:webHidden/>
                 <w:rtl/>
               </w:rPr>
-              <w:t>61</w:t>
+              <w:t>62</w:t>
             </w:r>
             <w:r>
               <w:rPr>
@@ -5192,7 +5138,7 @@
               <w14:ligatures w14:val="standardContextual"/>
             </w:rPr>
           </w:pPr>
-          <w:hyperlink w:anchor="_Toc195956171" w:history="1">
+          <w:hyperlink w:anchor="_Toc195958949" w:history="1">
             <w:r>
               <w:rPr>
                 <w:rStyle w:val="Hyperlink"/>
@@ -5244,7 +5190,7 @@
                 <w:noProof/>
                 <w:webHidden/>
               </w:rPr>
-              <w:instrText>Toc195956171 \h</w:instrText>
+              <w:instrText>Toc195958949 \h</w:instrText>
             </w:r>
             <w:r>
               <w:rPr>
@@ -5275,7 +5221,7 @@
                 <w:webHidden/>
                 <w:rtl/>
               </w:rPr>
-              <w:t>61</w:t>
+              <w:t>62</w:t>
             </w:r>
             <w:r>
               <w:rPr>
@@ -5304,7 +5250,7 @@
               <w14:ligatures w14:val="standardContextual"/>
             </w:rPr>
           </w:pPr>
-          <w:hyperlink w:anchor="_Toc195956172" w:history="1">
+          <w:hyperlink w:anchor="_Toc195958950" w:history="1">
             <w:r>
               <w:rPr>
                 <w:rStyle w:val="Hyperlink"/>
@@ -5356,7 +5302,7 @@
                 <w:noProof/>
                 <w:webHidden/>
               </w:rPr>
-              <w:instrText>Toc195956172 \h</w:instrText>
+              <w:instrText>Toc195958950 \h</w:instrText>
             </w:r>
             <w:r>
               <w:rPr>
@@ -5387,7 +5333,7 @@
                 <w:webHidden/>
                 <w:rtl/>
               </w:rPr>
-              <w:t>64</w:t>
+              <w:t>65</w:t>
             </w:r>
             <w:r>
               <w:rPr>
@@ -5416,7 +5362,7 @@
               <w14:ligatures w14:val="standardContextual"/>
             </w:rPr>
           </w:pPr>
-          <w:hyperlink w:anchor="_Toc195956173" w:history="1">
+          <w:hyperlink w:anchor="_Toc195958951" w:history="1">
             <w:r>
               <w:rPr>
                 <w:rStyle w:val="Hyperlink"/>
@@ -5468,7 +5414,7 @@
                 <w:noProof/>
                 <w:webHidden/>
               </w:rPr>
-              <w:instrText>Toc195956173 \h</w:instrText>
+              <w:instrText>Toc195958951 \h</w:instrText>
             </w:r>
             <w:r>
               <w:rPr>
@@ -5499,7 +5445,7 @@
                 <w:webHidden/>
                 <w:rtl/>
               </w:rPr>
-              <w:t>66</w:t>
+              <w:t>67</w:t>
             </w:r>
             <w:r>
               <w:rPr>
@@ -5528,7 +5474,7 @@
               <w14:ligatures w14:val="standardContextual"/>
             </w:rPr>
           </w:pPr>
-          <w:hyperlink w:anchor="_Toc195956174" w:history="1">
+          <w:hyperlink w:anchor="_Toc195958952" w:history="1">
             <w:r>
               <w:rPr>
                 <w:rStyle w:val="Hyperlink"/>
@@ -5580,7 +5526,7 @@
                 <w:noProof/>
                 <w:webHidden/>
               </w:rPr>
-              <w:instrText>Toc195956174 \h</w:instrText>
+              <w:instrText>Toc195958952 \h</w:instrText>
             </w:r>
             <w:r>
               <w:rPr>
@@ -5611,7 +5557,7 @@
                 <w:webHidden/>
                 <w:rtl/>
               </w:rPr>
-              <w:t>68</w:t>
+              <w:t>69</w:t>
             </w:r>
             <w:r>
               <w:rPr>
@@ -5640,7 +5586,7 @@
               <w14:ligatures w14:val="standardContextual"/>
             </w:rPr>
           </w:pPr>
-          <w:hyperlink w:anchor="_Toc195956175" w:history="1">
+          <w:hyperlink w:anchor="_Toc195958953" w:history="1">
             <w:r>
               <w:rPr>
                 <w:rStyle w:val="Hyperlink"/>
@@ -5692,7 +5638,7 @@
                 <w:noProof/>
                 <w:webHidden/>
               </w:rPr>
-              <w:instrText>Toc195956175 \h</w:instrText>
+              <w:instrText>Toc195958953 \h</w:instrText>
             </w:r>
             <w:r>
               <w:rPr>
@@ -5723,7 +5669,7 @@
                 <w:webHidden/>
                 <w:rtl/>
               </w:rPr>
-              <w:t>69</w:t>
+              <w:t>70</w:t>
             </w:r>
             <w:r>
               <w:rPr>
@@ -5752,7 +5698,7 @@
               <w14:ligatures w14:val="standardContextual"/>
             </w:rPr>
           </w:pPr>
-          <w:hyperlink w:anchor="_Toc195956176" w:history="1">
+          <w:hyperlink w:anchor="_Toc195958954" w:history="1">
             <w:r>
               <w:rPr>
                 <w:rStyle w:val="Hyperlink"/>
@@ -5804,7 +5750,7 @@
                 <w:noProof/>
                 <w:webHidden/>
               </w:rPr>
-              <w:instrText>Toc195956176 \h</w:instrText>
+              <w:instrText>Toc195958954 \h</w:instrText>
             </w:r>
             <w:r>
               <w:rPr>
@@ -5835,7 +5781,7 @@
                 <w:webHidden/>
                 <w:rtl/>
               </w:rPr>
-              <w:t>70</w:t>
+              <w:t>71</w:t>
             </w:r>
             <w:r>
               <w:rPr>
@@ -5910,7 +5856,7 @@
           <w:lang w:val="en-US"/>
         </w:rPr>
       </w:pPr>
-      <w:bookmarkStart w:id="0" w:name="_Toc195956138"/>
+      <w:bookmarkStart w:id="0" w:name="_Toc195958916"/>
       <w:r>
         <w:rPr>
           <w:rFonts w:asciiTheme="minorBidi" w:hAnsiTheme="minorBidi" w:cstheme="minorBidi"/>
@@ -5934,7 +5880,7 @@
           <w:u w:val="single"/>
         </w:rPr>
       </w:pPr>
-      <w:bookmarkStart w:id="1" w:name="_Toc195956139"/>
+      <w:bookmarkStart w:id="1" w:name="_Toc195958917"/>
       <w:r>
         <w:rPr>
           <w:rFonts w:asciiTheme="minorBidi" w:hAnsiTheme="minorBidi" w:cstheme="minorBidi"/>
@@ -5958,7 +5904,7 @@
           <w:rtl/>
         </w:rPr>
       </w:pPr>
-      <w:bookmarkStart w:id="2" w:name="_Toc195956140"/>
+      <w:bookmarkStart w:id="2" w:name="_Toc195958918"/>
       <w:r>
         <w:rPr>
           <w:rFonts w:asciiTheme="minorBidi" w:hAnsiTheme="minorBidi" w:cstheme="minorBidi"/>
@@ -5998,7 +5944,7 @@
           <w:rtl/>
         </w:rPr>
       </w:pPr>
-      <w:bookmarkStart w:id="3" w:name="_Toc195956141"/>
+      <w:bookmarkStart w:id="3" w:name="_Toc195958919"/>
       <w:r>
         <w:rPr>
           <w:rFonts w:asciiTheme="minorBidi" w:hAnsiTheme="minorBidi" w:cstheme="minorBidi"/>
@@ -6058,7 +6004,7 @@
           <w:rtl/>
         </w:rPr>
       </w:pPr>
-      <w:bookmarkStart w:id="4" w:name="_Toc195956142"/>
+      <w:bookmarkStart w:id="4" w:name="_Toc195958920"/>
       <w:r>
         <w:rPr>
           <w:rFonts w:asciiTheme="minorBidi" w:hAnsiTheme="minorBidi" w:cstheme="minorBidi"/>
@@ -6097,7 +6043,7 @@
           <w:rtl/>
         </w:rPr>
       </w:pPr>
-      <w:bookmarkStart w:id="5" w:name="_Toc195956143"/>
+      <w:bookmarkStart w:id="5" w:name="_Toc195958921"/>
       <w:r>
         <w:rPr>
           <w:rFonts w:asciiTheme="minorBidi" w:hAnsiTheme="minorBidi" w:cstheme="minorBidi"/>
@@ -6145,7 +6091,7 @@
           <w:u w:val="single"/>
         </w:rPr>
       </w:pPr>
-      <w:bookmarkStart w:id="6" w:name="_Toc195956144"/>
+      <w:bookmarkStart w:id="6" w:name="_Toc195958922"/>
       <w:r>
         <w:rPr>
           <w:rFonts w:asciiTheme="minorBidi" w:hAnsiTheme="minorBidi" w:cstheme="minorBidi"/>
@@ -6169,7 +6115,7 @@
           <w:rtl/>
         </w:rPr>
       </w:pPr>
-      <w:bookmarkStart w:id="7" w:name="_Toc195956145"/>
+      <w:bookmarkStart w:id="7" w:name="_Toc195958923"/>
       <w:r>
         <w:rPr>
           <w:rFonts w:asciiTheme="minorBidi" w:hAnsiTheme="minorBidi" w:cstheme="minorBidi"/>
@@ -6301,7 +6247,7 @@
           <w:rtl/>
         </w:rPr>
       </w:pPr>
-      <w:bookmarkStart w:id="8" w:name="_Toc195956146"/>
+      <w:bookmarkStart w:id="8" w:name="_Toc195958924"/>
       <w:r>
         <w:rPr>
           <w:rFonts w:asciiTheme="minorBidi" w:hAnsiTheme="minorBidi" w:cstheme="minorBidi"/>
@@ -6400,7 +6346,7 @@
           <w:rtl/>
         </w:rPr>
       </w:pPr>
-      <w:bookmarkStart w:id="9" w:name="_Toc195956147"/>
+      <w:bookmarkStart w:id="9" w:name="_Toc195958925"/>
       <w:r>
         <w:rPr>
           <w:rFonts w:asciiTheme="minorBidi" w:hAnsiTheme="minorBidi" w:cstheme="minorBidi"/>
@@ -6423,7 +6369,7 @@
           <w:rtl/>
         </w:rPr>
       </w:pPr>
-      <w:bookmarkStart w:id="10" w:name="_Toc195956148"/>
+      <w:bookmarkStart w:id="10" w:name="_Toc195958926"/>
       <w:r>
         <w:rPr>
           <w:rFonts w:asciiTheme="minorBidi" w:hAnsiTheme="minorBidi" w:cstheme="minorBidi"/>
@@ -6510,7 +6456,7 @@
           <w:rtl/>
         </w:rPr>
       </w:pPr>
-      <w:bookmarkStart w:id="11" w:name="_Toc195956149"/>
+      <w:bookmarkStart w:id="11" w:name="_Toc195958927"/>
       <w:r>
         <w:rPr>
           <w:rFonts w:asciiTheme="minorBidi" w:hAnsiTheme="minorBidi" w:cstheme="minorBidi" w:hint="cs"/>
@@ -6529,7 +6475,7 @@
           <w:rtl/>
         </w:rPr>
       </w:pPr>
-      <w:bookmarkStart w:id="12" w:name="_Toc195956150"/>
+      <w:bookmarkStart w:id="12" w:name="_Toc195958928"/>
       <w:r>
         <w:rPr>
           <w:rFonts w:asciiTheme="minorBidi" w:hAnsiTheme="minorBidi" w:cstheme="minorBidi"/>
@@ -6664,7 +6610,7 @@
           <w:rtl/>
         </w:rPr>
       </w:pPr>
-      <w:bookmarkStart w:id="13" w:name="_Toc195956151"/>
+      <w:bookmarkStart w:id="13" w:name="_Toc195958929"/>
       <w:r>
         <w:rPr>
           <w:rFonts w:asciiTheme="minorBidi" w:hAnsiTheme="minorBidi" w:cstheme="minorBidi"/>
@@ -6688,7 +6634,7 @@
           <w:u w:val="single"/>
         </w:rPr>
       </w:pPr>
-      <w:bookmarkStart w:id="14" w:name="_Toc195956152"/>
+      <w:bookmarkStart w:id="14" w:name="_Toc195958930"/>
       <w:r>
         <w:rPr>
           <w:rFonts w:asciiTheme="minorBidi" w:hAnsiTheme="minorBidi" w:cstheme="minorBidi"/>
@@ -7401,7 +7347,7 @@
           <w:rtl/>
         </w:rPr>
       </w:pPr>
-      <w:bookmarkStart w:id="15" w:name="_Toc195956153"/>
+      <w:bookmarkStart w:id="15" w:name="_Toc195958931"/>
       <w:r>
         <w:rPr>
           <w:rFonts w:asciiTheme="minorBidi" w:hAnsiTheme="minorBidi" w:cstheme="minorBidi"/>
@@ -8733,7 +8679,7 @@
           <w:rtl/>
         </w:rPr>
       </w:pPr>
-      <w:bookmarkStart w:id="16" w:name="_Toc195956154"/>
+      <w:bookmarkStart w:id="16" w:name="_Toc195958932"/>
       <w:r>
         <w:rPr>
           <w:rFonts w:asciiTheme="minorBidi" w:hAnsiTheme="minorBidi" w:cstheme="minorBidi"/>
@@ -9269,7 +9215,7 @@
           <w:rtl/>
         </w:rPr>
       </w:pPr>
-      <w:bookmarkStart w:id="17" w:name="_Toc195956155"/>
+      <w:bookmarkStart w:id="17" w:name="_Toc195958933"/>
       <w:r>
         <w:rPr>
           <w:rFonts w:asciiTheme="minorBidi" w:hAnsiTheme="minorBidi" w:cstheme="minorBidi" w:hint="cs"/>
@@ -9337,7 +9283,7 @@
           <w:rtl/>
         </w:rPr>
       </w:pPr>
-      <w:bookmarkStart w:id="18" w:name="_Toc195956156"/>
+      <w:bookmarkStart w:id="18" w:name="_Toc195958934"/>
       <w:r>
         <w:rPr>
           <w:rFonts w:asciiTheme="minorBidi" w:hAnsiTheme="minorBidi" w:cstheme="minorBidi"/>
@@ -9380,7 +9326,7 @@
           <w:rtl/>
         </w:rPr>
       </w:pPr>
-      <w:bookmarkStart w:id="19" w:name="_Toc195956157"/>
+      <w:bookmarkStart w:id="19" w:name="_Toc195958935"/>
       <w:r>
         <w:rPr>
           <w:rFonts w:asciiTheme="minorBidi" w:hAnsiTheme="minorBidi" w:cstheme="minorBidi" w:hint="cs"/>
@@ -9994,7 +9940,7 @@
                 <w:noProof/>
               </w:rPr>
               <w:drawing>
-                <wp:inline distT="0" distB="0" distL="0" distR="0" wp14:anchorId="1D7BB6F7" wp14:editId="3FBC20C6">
+                <wp:inline distT="0" distB="0" distL="0" distR="0" wp14:anchorId="1D7BB6F7" wp14:editId="68F465E4">
                   <wp:extent cx="2257865" cy="4417060"/>
                   <wp:effectExtent l="0" t="0" r="9525" b="2540"/>
                   <wp:docPr id="896565106" name="תמונה 2"/>
@@ -10178,7 +10124,7 @@
                 <w:noProof/>
               </w:rPr>
               <w:drawing>
-                <wp:inline distT="0" distB="0" distL="0" distR="0" wp14:anchorId="57D205F4" wp14:editId="0FDD8175">
+                <wp:inline distT="0" distB="0" distL="0" distR="0" wp14:anchorId="57D205F4" wp14:editId="0B236C0A">
                   <wp:extent cx="2286000" cy="4261856"/>
                   <wp:effectExtent l="0" t="0" r="0" b="5715"/>
                   <wp:docPr id="240235714" name="תמונה 3"/>
@@ -10330,7 +10276,7 @@
                 <w:noProof/>
               </w:rPr>
               <w:drawing>
-                <wp:inline distT="0" distB="0" distL="0" distR="0" wp14:anchorId="47186ECF" wp14:editId="66456917">
+                <wp:inline distT="0" distB="0" distL="0" distR="0" wp14:anchorId="47186ECF" wp14:editId="0975E6C9">
                   <wp:extent cx="2362598" cy="4396154"/>
                   <wp:effectExtent l="0" t="0" r="0" b="4445"/>
                   <wp:docPr id="927080834" name="תמונה 4"/>
@@ -10682,7 +10628,7 @@
                 <w:noProof/>
               </w:rPr>
               <w:drawing>
-                <wp:inline distT="0" distB="0" distL="0" distR="0" wp14:anchorId="2D82D1DA" wp14:editId="3F742893">
+                <wp:inline distT="0" distB="0" distL="0" distR="0" wp14:anchorId="2D82D1DA" wp14:editId="7D9CF527">
                   <wp:extent cx="2379980" cy="4023360"/>
                   <wp:effectExtent l="0" t="0" r="1270" b="0"/>
                   <wp:docPr id="1086332333" name="תמונה 7"/>
@@ -11209,7 +11155,7 @@
           <w:rtl/>
         </w:rPr>
       </w:pPr>
-      <w:bookmarkStart w:id="20" w:name="_Toc195956158"/>
+      <w:bookmarkStart w:id="20" w:name="_Toc195958936"/>
       <w:r>
         <w:rPr>
           <w:rFonts w:asciiTheme="minorBidi" w:hAnsiTheme="minorBidi" w:cstheme="minorBidi"/>
@@ -11309,7 +11255,7 @@
           <w:rtl/>
         </w:rPr>
       </w:pPr>
-      <w:bookmarkStart w:id="21" w:name="_Toc195956159"/>
+      <w:bookmarkStart w:id="21" w:name="_Toc195958937"/>
       <w:r>
         <w:rPr>
           <w:rFonts w:asciiTheme="minorBidi" w:hAnsiTheme="minorBidi" w:cstheme="minorBidi"/>
@@ -11382,7 +11328,7 @@
           <w:rtl/>
         </w:rPr>
       </w:pPr>
-      <w:bookmarkStart w:id="22" w:name="_Toc195956160"/>
+      <w:bookmarkStart w:id="22" w:name="_Toc195958938"/>
       <w:r>
         <w:rPr>
           <w:rFonts w:asciiTheme="minorBidi" w:hAnsiTheme="minorBidi" w:cstheme="minorBidi"/>
@@ -11407,7 +11353,7 @@
           <w:rtl/>
         </w:rPr>
       </w:pPr>
-      <w:bookmarkStart w:id="23" w:name="_Toc195956161"/>
+      <w:bookmarkStart w:id="23" w:name="_Toc195958939"/>
       <w:r>
         <w:rPr>
           <w:rFonts w:asciiTheme="minorBidi" w:hAnsiTheme="minorBidi" w:cstheme="minorBidi"/>
@@ -32933,7 +32879,7 @@
           <w:rtl/>
         </w:rPr>
       </w:pPr>
-      <w:bookmarkStart w:id="24" w:name="_Toc195956162"/>
+      <w:bookmarkStart w:id="24" w:name="_Toc195958940"/>
       <w:r>
         <w:rPr>
           <w:rFonts w:asciiTheme="minorBidi" w:hAnsiTheme="minorBidi" w:cstheme="minorBidi"/>
@@ -32947,18 +32893,380 @@
       </w:r>
       <w:bookmarkEnd w:id="24"/>
     </w:p>
-    <w:p>
-      <w:pPr>
-        <w:bidi/>
-        <w:jc w:val="center"/>
-        <w:rPr>
-          <w:rFonts w:asciiTheme="minorBidi" w:hAnsiTheme="minorBidi" w:cstheme="minorBidi"/>
-          <w:b/>
-          <w:bCs/>
-          <w:rtl/>
-        </w:rPr>
-      </w:pPr>
-    </w:p>
+    <w:tbl>
+      <w:tblPr>
+        <w:tblStyle w:val="TableGrid"/>
+        <w:tblW w:w="0" w:type="auto"/>
+        <w:tblLayout w:type="fixed"/>
+        <w:tblCellMar>
+          <w:top w:w="113" w:type="dxa"/>
+          <w:bottom w:w="113" w:type="dxa"/>
+        </w:tblCellMar>
+        <w:tblLook w:val="04A0" w:firstRow="1" w:lastRow="0" w:firstColumn="1" w:lastColumn="0" w:noHBand="0" w:noVBand="1"/>
+      </w:tblPr>
+      <w:tblGrid>
+        <w:gridCol w:w="4531"/>
+        <w:gridCol w:w="1560"/>
+        <w:gridCol w:w="2205"/>
+      </w:tblGrid>
+      <w:tr>
+        <w:tc>
+          <w:tcPr>
+            <w:tcW w:w="4531" w:type="dxa"/>
+          </w:tcPr>
+          <w:p>
+            <w:pPr>
+              <w:bidi/>
+              <w:rPr>
+                <w:rFonts w:eastAsiaTheme="majorEastAsia"/>
+              </w:rPr>
+            </w:pPr>
+            <w:r>
+              <w:rPr>
+                <w:rFonts w:eastAsiaTheme="majorEastAsia" w:hint="cs"/>
+                <w:rtl/>
+              </w:rPr>
+              <w:t>תיאור</w:t>
+            </w:r>
+          </w:p>
+        </w:tc>
+        <w:tc>
+          <w:tcPr>
+            <w:tcW w:w="1560" w:type="dxa"/>
+          </w:tcPr>
+          <w:p>
+            <w:pPr>
+              <w:bidi/>
+              <w:rPr>
+                <w:rFonts w:eastAsiaTheme="majorEastAsia"/>
+              </w:rPr>
+            </w:pPr>
+            <w:r>
+              <w:rPr>
+                <w:rFonts w:eastAsiaTheme="majorEastAsia" w:hint="cs"/>
+                <w:rtl/>
+              </w:rPr>
+              <w:t>שדות</w:t>
+            </w:r>
+          </w:p>
+        </w:tc>
+        <w:tc>
+          <w:tcPr>
+            <w:tcW w:w="2205" w:type="dxa"/>
+          </w:tcPr>
+          <w:p>
+            <w:pPr>
+              <w:bidi/>
+              <w:rPr>
+                <w:rFonts w:eastAsiaTheme="majorEastAsia" w:hint="cs"/>
+                <w:rtl/>
+              </w:rPr>
+            </w:pPr>
+            <w:r>
+              <w:rPr>
+                <w:rFonts w:eastAsiaTheme="majorEastAsia" w:hint="cs"/>
+                <w:rtl/>
+              </w:rPr>
+              <w:t>שיטת השמירה</w:t>
+            </w:r>
+          </w:p>
+        </w:tc>
+      </w:tr>
+      <w:tr>
+        <w:tc>
+          <w:tcPr>
+            <w:tcW w:w="4531" w:type="dxa"/>
+          </w:tcPr>
+          <w:p>
+            <w:pPr>
+              <w:bidi/>
+              <w:rPr>
+                <w:rFonts w:eastAsiaTheme="majorEastAsia" w:hint="cs"/>
+                <w:rtl/>
+                <w:lang w:val="en-US"/>
+              </w:rPr>
+            </w:pPr>
+            <w:r>
+              <w:rPr>
+                <w:rFonts w:eastAsiaTheme="majorEastAsia" w:hint="cs"/>
+                <w:rtl/>
+              </w:rPr>
+              <w:t xml:space="preserve">הנתונים נשמרים בשרות </w:t>
+            </w:r>
+            <w:r>
+              <w:rPr>
+                <w:rFonts w:eastAsiaTheme="majorEastAsia"/>
+                <w:lang w:val="en-US"/>
+              </w:rPr>
+              <w:t>Firebase</w:t>
+            </w:r>
+            <w:r>
+              <w:rPr>
+                <w:rFonts w:eastAsiaTheme="majorEastAsia" w:hint="cs"/>
+                <w:rtl/>
+                <w:lang w:val="en-US"/>
+              </w:rPr>
+              <w:t>.</w:t>
+            </w:r>
+          </w:p>
+          <w:p>
+            <w:pPr>
+              <w:bidi/>
+              <w:rPr>
+                <w:rFonts w:eastAsiaTheme="majorEastAsia"/>
+                <w:rtl/>
+                <w:lang w:val="en-US"/>
+              </w:rPr>
+            </w:pPr>
+            <w:r>
+              <w:rPr>
+                <w:rFonts w:eastAsiaTheme="majorEastAsia" w:hint="cs"/>
+                <w:rtl/>
+                <w:lang w:val="en-US"/>
+              </w:rPr>
+              <w:t xml:space="preserve">המשתמש ממלא את הפרטים שלו במסך ההרשמה שבו הוא רושם אימייל, שם פרטי, </w:t>
+            </w:r>
+            <w:r>
+              <w:rPr>
+                <w:rFonts w:eastAsiaTheme="majorEastAsia" w:hint="cs"/>
+                <w:rtl/>
+                <w:lang w:val="en-US"/>
+              </w:rPr>
+              <w:t>שם משפחה וסיסמא.</w:t>
+            </w:r>
+          </w:p>
+          <w:p>
+            <w:pPr>
+              <w:bidi/>
+              <w:rPr>
+                <w:rFonts w:eastAsiaTheme="majorEastAsia"/>
+                <w:rtl/>
+                <w:lang w:val="en-US"/>
+              </w:rPr>
+            </w:pPr>
+            <w:r>
+              <w:rPr>
+                <w:rFonts w:eastAsiaTheme="majorEastAsia" w:hint="cs"/>
+                <w:rtl/>
+                <w:lang w:val="en-US"/>
+              </w:rPr>
+              <w:t xml:space="preserve">הפרטים נשמרים ב- </w:t>
+            </w:r>
+            <w:r>
+              <w:rPr>
+                <w:rFonts w:eastAsiaTheme="majorEastAsia"/>
+                <w:lang w:val="en-US"/>
+              </w:rPr>
+              <w:t>Firebase</w:t>
+            </w:r>
+            <w:r>
+              <w:rPr>
+                <w:rFonts w:eastAsiaTheme="majorEastAsia" w:hint="cs"/>
+                <w:rtl/>
+                <w:lang w:val="en-US"/>
+              </w:rPr>
+              <w:t>.</w:t>
+            </w:r>
+          </w:p>
+          <w:p>
+            <w:pPr>
+              <w:bidi/>
+              <w:rPr>
+                <w:rFonts w:eastAsiaTheme="majorEastAsia"/>
+                <w:rtl/>
+                <w:lang w:val="en-US"/>
+              </w:rPr>
+            </w:pPr>
+          </w:p>
+          <w:p>
+            <w:pPr>
+              <w:bidi/>
+              <w:rPr>
+                <w:rFonts w:eastAsiaTheme="majorEastAsia"/>
+                <w:rtl/>
+                <w:lang w:val="en-US"/>
+              </w:rPr>
+            </w:pPr>
+            <w:r>
+              <w:rPr>
+                <w:rFonts w:eastAsiaTheme="majorEastAsia" w:hint="cs"/>
+                <w:rtl/>
+                <w:lang w:val="en-US"/>
+              </w:rPr>
+              <w:t xml:space="preserve">לאחר סיום המשחק הציון של המשתמש נשמר בטבלת </w:t>
+            </w:r>
+            <w:proofErr w:type="spellStart"/>
+            <w:r>
+              <w:rPr>
+                <w:rFonts w:eastAsiaTheme="majorEastAsia"/>
+                <w:lang w:val="en-US"/>
+              </w:rPr>
+              <w:t>high_scores</w:t>
+            </w:r>
+            <w:proofErr w:type="spellEnd"/>
+            <w:r>
+              <w:rPr>
+                <w:rFonts w:eastAsiaTheme="majorEastAsia" w:hint="cs"/>
+                <w:rtl/>
+                <w:lang w:val="en-US"/>
+              </w:rPr>
+              <w:t xml:space="preserve"> ב- </w:t>
+            </w:r>
+            <w:r>
+              <w:rPr>
+                <w:rFonts w:eastAsiaTheme="majorEastAsia"/>
+                <w:lang w:val="en-US"/>
+              </w:rPr>
+              <w:t>Firebase</w:t>
+            </w:r>
+            <w:r>
+              <w:rPr>
+                <w:rFonts w:eastAsiaTheme="majorEastAsia" w:hint="cs"/>
+                <w:rtl/>
+                <w:lang w:val="en-US"/>
+              </w:rPr>
+              <w:t>.</w:t>
+            </w:r>
+          </w:p>
+          <w:p>
+            <w:pPr>
+              <w:bidi/>
+              <w:rPr>
+                <w:rFonts w:eastAsiaTheme="majorEastAsia"/>
+                <w:rtl/>
+                <w:lang w:val="en-US"/>
+              </w:rPr>
+            </w:pPr>
+          </w:p>
+          <w:p>
+            <w:pPr>
+              <w:bidi/>
+              <w:rPr>
+                <w:rFonts w:eastAsiaTheme="majorEastAsia"/>
+                <w:rtl/>
+                <w:lang w:val="en-US"/>
+              </w:rPr>
+            </w:pPr>
+            <w:r>
+              <w:rPr>
+                <w:rFonts w:eastAsiaTheme="majorEastAsia" w:hint="cs"/>
+                <w:rtl/>
+                <w:lang w:val="en-US"/>
+              </w:rPr>
+              <w:t>הציון נשמר רק אם לא נשמר ציון קודם או שהציון החדש טוב יותר מהציון הקודם שנשמר.</w:t>
+            </w:r>
+          </w:p>
+          <w:p>
+            <w:pPr>
+              <w:bidi/>
+              <w:rPr>
+                <w:rFonts w:eastAsiaTheme="majorEastAsia" w:hint="cs"/>
+                <w:rtl/>
+                <w:lang w:val="en-US"/>
+              </w:rPr>
+            </w:pPr>
+            <w:r>
+              <w:rPr>
+                <w:rFonts w:eastAsiaTheme="majorEastAsia" w:hint="cs"/>
+                <w:rtl/>
+                <w:lang w:val="en-US"/>
+              </w:rPr>
+              <w:t>לכל משתמש יישמר ציון אחד בטבלה.</w:t>
+            </w:r>
+          </w:p>
+        </w:tc>
+        <w:tc>
+          <w:tcPr>
+            <w:tcW w:w="1560" w:type="dxa"/>
+          </w:tcPr>
+          <w:p>
+            <w:pPr>
+              <w:bidi/>
+              <w:jc w:val="right"/>
+              <w:rPr>
+                <w:rFonts w:eastAsiaTheme="majorEastAsia"/>
+              </w:rPr>
+            </w:pPr>
+            <w:r>
+              <w:rPr>
+                <w:rFonts w:eastAsiaTheme="majorEastAsia"/>
+              </w:rPr>
+              <w:t>User UID</w:t>
+            </w:r>
+          </w:p>
+          <w:p>
+            <w:pPr>
+              <w:bidi/>
+              <w:jc w:val="right"/>
+              <w:rPr>
+                <w:rFonts w:eastAsiaTheme="majorEastAsia"/>
+              </w:rPr>
+            </w:pPr>
+            <w:r>
+              <w:rPr>
+                <w:rFonts w:eastAsiaTheme="majorEastAsia"/>
+              </w:rPr>
+              <w:t>email</w:t>
+            </w:r>
+          </w:p>
+          <w:p>
+            <w:pPr>
+              <w:bidi/>
+              <w:jc w:val="right"/>
+              <w:rPr>
+                <w:rFonts w:eastAsiaTheme="majorEastAsia"/>
+                <w:lang w:val="en-US"/>
+              </w:rPr>
+            </w:pPr>
+            <w:r>
+              <w:rPr>
+                <w:rFonts w:eastAsiaTheme="majorEastAsia"/>
+                <w:lang w:val="en-US"/>
+              </w:rPr>
+              <w:t>name</w:t>
+            </w:r>
+          </w:p>
+          <w:p>
+            <w:pPr>
+              <w:bidi/>
+              <w:jc w:val="right"/>
+              <w:rPr>
+                <w:rFonts w:eastAsiaTheme="majorEastAsia" w:hint="cs"/>
+                <w:rtl/>
+                <w:lang w:val="en-US"/>
+              </w:rPr>
+            </w:pPr>
+            <w:r>
+              <w:rPr>
+                <w:rFonts w:eastAsiaTheme="majorEastAsia"/>
+                <w:lang w:val="en-US"/>
+              </w:rPr>
+              <w:t>score</w:t>
+            </w:r>
+          </w:p>
+        </w:tc>
+        <w:tc>
+          <w:tcPr>
+            <w:tcW w:w="2205" w:type="dxa"/>
+          </w:tcPr>
+          <w:p>
+            <w:pPr>
+              <w:rPr>
+                <w:rFonts w:eastAsiaTheme="majorEastAsia"/>
+                <w:lang w:val="en-US"/>
+              </w:rPr>
+            </w:pPr>
+            <w:r>
+              <w:rPr>
+                <w:rFonts w:eastAsiaTheme="majorEastAsia"/>
+                <w:lang w:val="en-US"/>
+              </w:rPr>
+              <w:t>Firebase</w:t>
+            </w:r>
+          </w:p>
+        </w:tc>
+      </w:tr>
+    </w:tbl>
     <w:p>
       <w:pPr>
         <w:spacing w:after="160" w:line="259" w:lineRule="auto"/>
@@ -32970,6 +33278,200 @@
           <w:rtl/>
         </w:rPr>
       </w:pPr>
+    </w:p>
+    <w:p>
+      <w:pPr>
+        <w:spacing w:after="160" w:line="259" w:lineRule="auto"/>
+        <w:rPr>
+          <w:rFonts w:asciiTheme="minorBidi" w:eastAsiaTheme="majorEastAsia" w:hAnsiTheme="minorBidi" w:cstheme="minorBidi"/>
+          <w:color w:val="2F5496" w:themeColor="accent1" w:themeShade="BF"/>
+          <w:sz w:val="36"/>
+          <w:szCs w:val="36"/>
+          <w:rtl/>
+        </w:rPr>
+      </w:pPr>
+      <w:r>
+        <w:rPr>
+          <w:rFonts w:asciiTheme="minorBidi" w:eastAsiaTheme="majorEastAsia" w:hAnsiTheme="minorBidi" w:cstheme="minorBidi"/>
+          <w:color w:val="2F5496" w:themeColor="accent1" w:themeShade="BF"/>
+          <w:sz w:val="36"/>
+          <w:szCs w:val="36"/>
+        </w:rPr>
+        <w:drawing>
+          <wp:inline distT="0" distB="0" distL="0" distR="0" wp14:anchorId="38517195" wp14:editId="26A0C6CB">
+            <wp:extent cx="5255592" cy="2912533"/>
+            <wp:effectExtent l="0" t="0" r="2540" b="0"/>
+            <wp:docPr id="859666831" name="Picture 1"/>
+            <wp:cNvGraphicFramePr>
+              <a:graphicFrameLocks xmlns:a="http://schemas.openxmlformats.org/drawingml/2006/main" noChangeAspect="1"/>
+            </wp:cNvGraphicFramePr>
+            <a:graphic xmlns:a="http://schemas.openxmlformats.org/drawingml/2006/main">
+              <a:graphicData uri="http://schemas.openxmlformats.org/drawingml/2006/picture">
+                <pic:pic xmlns:pic="http://schemas.openxmlformats.org/drawingml/2006/picture">
+                  <pic:nvPicPr>
+                    <pic:cNvPr id="859666831" name=""/>
+                    <pic:cNvPicPr/>
+                  </pic:nvPicPr>
+                  <pic:blipFill>
+                    <a:blip r:embed="rId65"/>
+                    <a:stretch>
+                      <a:fillRect/>
+                    </a:stretch>
+                  </pic:blipFill>
+                  <pic:spPr>
+                    <a:xfrm>
+                      <a:off x="0" y="0"/>
+                      <a:ext cx="5298382" cy="2936246"/>
+                    </a:xfrm>
+                    <a:prstGeom prst="rect">
+                      <a:avLst/>
+                    </a:prstGeom>
+                  </pic:spPr>
+                </pic:pic>
+              </a:graphicData>
+            </a:graphic>
+          </wp:inline>
+        </w:drawing>
+      </w:r>
+    </w:p>
+    <w:p>
+      <w:pPr>
+        <w:spacing w:after="160" w:line="259" w:lineRule="auto"/>
+        <w:rPr>
+          <w:rFonts w:asciiTheme="minorBidi" w:eastAsiaTheme="majorEastAsia" w:hAnsiTheme="minorBidi" w:cstheme="minorBidi"/>
+          <w:color w:val="2F5496" w:themeColor="accent1" w:themeShade="BF"/>
+          <w:sz w:val="36"/>
+          <w:szCs w:val="36"/>
+          <w:rtl/>
+        </w:rPr>
+      </w:pPr>
+      <w:r>
+        <w:rPr>
+          <w:rFonts w:asciiTheme="minorBidi" w:eastAsiaTheme="majorEastAsia" w:hAnsiTheme="minorBidi" w:cstheme="minorBidi"/>
+          <w:color w:val="2F5496" w:themeColor="accent1" w:themeShade="BF"/>
+          <w:sz w:val="36"/>
+          <w:szCs w:val="36"/>
+        </w:rPr>
+        <w:lastRenderedPageBreak/>
+        <w:drawing>
+          <wp:inline distT="0" distB="0" distL="0" distR="0" wp14:anchorId="6011C08B" wp14:editId="2FE39391">
+            <wp:extent cx="5476916" cy="3547533"/>
+            <wp:effectExtent l="0" t="0" r="0" b="0"/>
+            <wp:docPr id="1258371106" name="Picture 1"/>
+            <wp:cNvGraphicFramePr>
+              <a:graphicFrameLocks xmlns:a="http://schemas.openxmlformats.org/drawingml/2006/main" noChangeAspect="1"/>
+            </wp:cNvGraphicFramePr>
+            <a:graphic xmlns:a="http://schemas.openxmlformats.org/drawingml/2006/main">
+              <a:graphicData uri="http://schemas.openxmlformats.org/drawingml/2006/picture">
+                <pic:pic xmlns:pic="http://schemas.openxmlformats.org/drawingml/2006/picture">
+                  <pic:nvPicPr>
+                    <pic:cNvPr id="1258371106" name=""/>
+                    <pic:cNvPicPr/>
+                  </pic:nvPicPr>
+                  <pic:blipFill>
+                    <a:blip r:embed="rId66"/>
+                    <a:stretch>
+                      <a:fillRect/>
+                    </a:stretch>
+                  </pic:blipFill>
+                  <pic:spPr>
+                    <a:xfrm>
+                      <a:off x="0" y="0"/>
+                      <a:ext cx="5518048" cy="3574175"/>
+                    </a:xfrm>
+                    <a:prstGeom prst="rect">
+                      <a:avLst/>
+                    </a:prstGeom>
+                  </pic:spPr>
+                </pic:pic>
+              </a:graphicData>
+            </a:graphic>
+          </wp:inline>
+        </w:drawing>
+      </w:r>
+    </w:p>
+    <w:p>
+      <w:pPr>
+        <w:spacing w:after="160" w:line="259" w:lineRule="auto"/>
+        <w:rPr>
+          <w:rFonts w:asciiTheme="minorBidi" w:eastAsiaTheme="majorEastAsia" w:hAnsiTheme="minorBidi" w:cstheme="minorBidi"/>
+          <w:color w:val="2F5496" w:themeColor="accent1" w:themeShade="BF"/>
+          <w:sz w:val="36"/>
+          <w:szCs w:val="36"/>
+          <w:rtl/>
+        </w:rPr>
+      </w:pPr>
+    </w:p>
+    <w:p>
+      <w:pPr>
+        <w:spacing w:after="160" w:line="259" w:lineRule="auto"/>
+        <w:rPr>
+          <w:rFonts w:asciiTheme="minorBidi" w:eastAsiaTheme="majorEastAsia" w:hAnsiTheme="minorBidi" w:cstheme="minorBidi"/>
+          <w:color w:val="2F5496" w:themeColor="accent1" w:themeShade="BF"/>
+          <w:sz w:val="36"/>
+          <w:szCs w:val="36"/>
+          <w:rtl/>
+        </w:rPr>
+      </w:pPr>
+    </w:p>
+    <w:p>
+      <w:pPr>
+        <w:spacing w:after="160" w:line="259" w:lineRule="auto"/>
+        <w:rPr>
+          <w:rFonts w:asciiTheme="minorBidi" w:eastAsiaTheme="majorEastAsia" w:hAnsiTheme="minorBidi" w:cstheme="minorBidi"/>
+          <w:color w:val="2F5496" w:themeColor="accent1" w:themeShade="BF"/>
+          <w:sz w:val="36"/>
+          <w:szCs w:val="36"/>
+          <w:rtl/>
+        </w:rPr>
+      </w:pPr>
+    </w:p>
+    <w:p>
+      <w:pPr>
+        <w:spacing w:after="160" w:line="259" w:lineRule="auto"/>
+        <w:rPr>
+          <w:rFonts w:asciiTheme="minorBidi" w:eastAsiaTheme="majorEastAsia" w:hAnsiTheme="minorBidi" w:cstheme="minorBidi"/>
+          <w:color w:val="2F5496" w:themeColor="accent1" w:themeShade="BF"/>
+          <w:sz w:val="36"/>
+          <w:szCs w:val="36"/>
+          <w:rtl/>
+        </w:rPr>
+      </w:pPr>
+    </w:p>
+    <w:p>
+      <w:pPr>
+        <w:spacing w:after="160" w:line="259" w:lineRule="auto"/>
+        <w:rPr>
+          <w:rFonts w:asciiTheme="minorBidi" w:eastAsiaTheme="majorEastAsia" w:hAnsiTheme="minorBidi" w:cstheme="minorBidi"/>
+          <w:color w:val="2F5496" w:themeColor="accent1" w:themeShade="BF"/>
+          <w:sz w:val="36"/>
+          <w:szCs w:val="36"/>
+          <w:rtl/>
+        </w:rPr>
+      </w:pPr>
+    </w:p>
+    <w:p>
+      <w:pPr>
+        <w:spacing w:after="160" w:line="259" w:lineRule="auto"/>
+        <w:rPr>
+          <w:rFonts w:asciiTheme="minorBidi" w:eastAsiaTheme="majorEastAsia" w:hAnsiTheme="minorBidi" w:cstheme="minorBidi"/>
+          <w:color w:val="2F5496" w:themeColor="accent1" w:themeShade="BF"/>
+          <w:sz w:val="36"/>
+          <w:szCs w:val="36"/>
+          <w:rtl/>
+        </w:rPr>
+      </w:pPr>
+    </w:p>
+    <w:p>
+      <w:pPr>
+        <w:spacing w:after="160" w:line="259" w:lineRule="auto"/>
+        <w:rPr>
+          <w:rFonts w:asciiTheme="minorBidi" w:hAnsiTheme="minorBidi" w:cstheme="minorBidi"/>
+          <w:sz w:val="36"/>
+          <w:szCs w:val="36"/>
+          <w:rtl/>
+        </w:rPr>
+      </w:pPr>
       <w:r>
         <w:rPr>
           <w:rFonts w:asciiTheme="minorBidi" w:hAnsiTheme="minorBidi" w:cstheme="minorBidi"/>
@@ -32992,7 +33494,7 @@
           <w:rtl/>
         </w:rPr>
       </w:pPr>
-      <w:bookmarkStart w:id="25" w:name="_Toc195956163"/>
+      <w:bookmarkStart w:id="25" w:name="_Toc195958941"/>
       <w:r>
         <w:rPr>
           <w:rFonts w:asciiTheme="minorBidi" w:hAnsiTheme="minorBidi" w:cstheme="minorBidi"/>
@@ -33017,7 +33519,7 @@
           <w:rtl/>
         </w:rPr>
       </w:pPr>
-      <w:bookmarkStart w:id="26" w:name="_Toc195956164"/>
+      <w:bookmarkStart w:id="26" w:name="_Toc195958942"/>
       <w:r>
         <w:rPr>
           <w:rFonts w:asciiTheme="minorBidi" w:hAnsiTheme="minorBidi" w:cstheme="minorBidi" w:hint="cs"/>
@@ -33042,7 +33544,7 @@
           <w:rtl/>
         </w:rPr>
       </w:pPr>
-      <w:bookmarkStart w:id="27" w:name="_Toc195956165"/>
+      <w:bookmarkStart w:id="27" w:name="_Toc195958943"/>
       <w:r>
         <w:rPr>
           <w:rFonts w:asciiTheme="minorBidi" w:hAnsiTheme="minorBidi" w:cstheme="minorBidi" w:hint="cs"/>
@@ -33280,7 +33782,7 @@
           <w:rtl/>
         </w:rPr>
       </w:pPr>
-      <w:bookmarkStart w:id="28" w:name="_Toc195956166"/>
+      <w:bookmarkStart w:id="28" w:name="_Toc195958944"/>
       <w:r>
         <w:rPr>
           <w:rFonts w:asciiTheme="minorBidi" w:hAnsiTheme="minorBidi" w:cstheme="minorBidi" w:hint="cs"/>
@@ -33394,7 +33896,7 @@
           <w:rtl/>
         </w:rPr>
       </w:pPr>
-      <w:bookmarkStart w:id="29" w:name="_Toc195956167"/>
+      <w:bookmarkStart w:id="29" w:name="_Toc195958945"/>
       <w:r>
         <w:rPr>
           <w:rFonts w:asciiTheme="minorBidi" w:hAnsiTheme="minorBidi" w:cstheme="minorBidi"/>
@@ -33652,7 +34154,7 @@
           <w:rtl/>
         </w:rPr>
       </w:pPr>
-      <w:bookmarkStart w:id="30" w:name="_Toc195956168"/>
+      <w:bookmarkStart w:id="30" w:name="_Toc195958946"/>
       <w:r>
         <w:rPr>
           <w:rFonts w:asciiTheme="minorBidi" w:hAnsiTheme="minorBidi" w:cstheme="minorBidi"/>
@@ -33707,7 +34209,7 @@
           <w:szCs w:val="36"/>
         </w:rPr>
       </w:pPr>
-      <w:bookmarkStart w:id="31" w:name="_Toc195956169"/>
+      <w:bookmarkStart w:id="31" w:name="_Toc195958947"/>
       <w:r>
         <w:rPr>
           <w:rFonts w:asciiTheme="minorBidi" w:hAnsiTheme="minorBidi" w:cstheme="minorBidi"/>
@@ -33728,7 +34230,7 @@
           <w:rtl/>
         </w:rPr>
       </w:pPr>
-      <w:bookmarkStart w:id="32" w:name="_Toc195956170"/>
+      <w:bookmarkStart w:id="32" w:name="_Toc195958948"/>
       <w:r>
         <w:rPr>
           <w:rFonts w:hint="cs"/>
@@ -33781,7 +34283,7 @@
       <w:pPr>
         <w:pStyle w:val="Heading2"/>
       </w:pPr>
-      <w:bookmarkStart w:id="33" w:name="_Toc195956171"/>
+      <w:bookmarkStart w:id="33" w:name="_Toc195958949"/>
       <w:r>
         <w:t>activity_main.xml</w:t>
       </w:r>
@@ -37582,7 +38084,7 @@
       <w:pPr>
         <w:pStyle w:val="Heading2"/>
       </w:pPr>
-      <w:bookmarkStart w:id="34" w:name="_Toc195956172"/>
+      <w:bookmarkStart w:id="34" w:name="_Toc195958950"/>
       <w:r>
         <w:lastRenderedPageBreak/>
         <w:t>activity_login.xml</w:t>
@@ -40331,7 +40833,7 @@
       <w:pPr>
         <w:pStyle w:val="Heading2"/>
       </w:pPr>
-      <w:bookmarkStart w:id="35" w:name="_Toc195956173"/>
+      <w:bookmarkStart w:id="35" w:name="_Toc195958951"/>
       <w:r>
         <w:lastRenderedPageBreak/>
         <w:t>activity_register.xml</w:t>
@@ -43964,7 +44466,7 @@
       <w:pPr>
         <w:pStyle w:val="Heading2"/>
       </w:pPr>
-      <w:bookmarkStart w:id="36" w:name="_Toc195956174"/>
+      <w:bookmarkStart w:id="36" w:name="_Toc195958952"/>
       <w:r>
         <w:t>activity_game.xml</w:t>
       </w:r>
@@ -44393,7 +44895,7 @@
       <w:pPr>
         <w:pStyle w:val="Heading2"/>
       </w:pPr>
-      <w:bookmarkStart w:id="37" w:name="_Toc195956175"/>
+      <w:bookmarkStart w:id="37" w:name="_Toc195958953"/>
       <w:r>
         <w:lastRenderedPageBreak/>
         <w:t>activity_high_score.xml</w:t>
@@ -45659,7 +46161,7 @@
       <w:pPr>
         <w:pStyle w:val="Heading2"/>
       </w:pPr>
-      <w:bookmarkStart w:id="38" w:name="_Toc195956176"/>
+      <w:bookmarkStart w:id="38" w:name="_Toc195958954"/>
       <w:r>
         <w:lastRenderedPageBreak/>
         <w:t>item_leaderboard_row.xml</w:t>
@@ -46913,8 +47415,8 @@
       </w:pPr>
     </w:p>
     <w:sectPr>
-      <w:headerReference w:type="default" r:id="rId65"/>
-      <w:footerReference w:type="default" r:id="rId66"/>
+      <w:headerReference w:type="default" r:id="rId67"/>
+      <w:footerReference w:type="default" r:id="rId68"/>
       <w:pgSz w:w="11906" w:h="16838"/>
       <w:pgMar w:top="1440" w:right="1800" w:bottom="1017" w:left="1800" w:header="708" w:footer="397" w:gutter="0"/>
       <w:cols w:space="708"/>
